--- a/CT Fault Prediction System Project - Part 2.docx
+++ b/CT Fault Prediction System Project - Part 2.docx
@@ -26,7 +26,7 @@
           <w:noProof/>
         </w:rPr>
         <w:drawing>
-          <wp:anchor distT="0" distB="0" distL="114300" distR="114300" simplePos="0" relativeHeight="251657216" behindDoc="0" locked="0" layoutInCell="1" allowOverlap="1" wp14:anchorId="285A0665" wp14:editId="609EAF20">
+          <wp:anchor distT="0" distB="0" distL="114300" distR="114300" simplePos="0" relativeHeight="251657216" behindDoc="0" locked="0" layoutInCell="1" allowOverlap="1" wp14:anchorId="285A0665" wp14:editId="4B0A616D">
             <wp:simplePos x="0" y="0"/>
             <wp:positionH relativeFrom="margin">
               <wp:align>center</wp:align>
@@ -572,6 +572,14 @@
     <w:p>
       <w:pPr>
         <w:jc w:val="center"/>
+      </w:pPr>
+      <w:r>
+        <w:t>Source code:</w:t>
+      </w:r>
+    </w:p>
+    <w:p>
+      <w:pPr>
+        <w:jc w:val="center"/>
         <w:rPr>
           <w:rFonts w:asciiTheme="minorBidi" w:eastAsia="Times New Roman" w:hAnsiTheme="minorBidi"/>
         </w:rPr>
@@ -589,6 +597,14 @@
     <w:p>
       <w:pPr>
         <w:jc w:val="center"/>
+      </w:pPr>
+      <w:r>
+        <w:t>Book, poster, video and appendices:</w:t>
+      </w:r>
+    </w:p>
+    <w:p>
+      <w:pPr>
+        <w:jc w:val="center"/>
         <w:rPr>
           <w:rFonts w:asciiTheme="minorBidi" w:eastAsia="Times New Roman" w:hAnsiTheme="minorBidi"/>
         </w:rPr>
@@ -602,14 +618,6 @@
           <w:t>https://github.com/anatrut/AI-Based-Analysis-and-Fault-Prediction-System-for-CT-Scanners-Project.git</w:t>
         </w:r>
       </w:hyperlink>
-    </w:p>
-    <w:p>
-      <w:pPr>
-        <w:jc w:val="center"/>
-        <w:rPr>
-          <w:rFonts w:asciiTheme="minorBidi" w:eastAsia="Times New Roman" w:hAnsiTheme="minorBidi"/>
-        </w:rPr>
-      </w:pPr>
     </w:p>
     <w:p>
       <w:pPr>
@@ -12146,21 +12154,7 @@
               <w:rPr>
                 <w:lang w:val="en-IL"/>
               </w:rPr>
-              <w:t xml:space="preserve">Auxiliary signal that provides a single continuous estimate of timing; acts as a </w:t>
-            </w:r>
-            <w:proofErr w:type="spellStart"/>
-            <w:r>
-              <w:rPr>
-                <w:lang w:val="en-IL"/>
-              </w:rPr>
-              <w:t>regularizer</w:t>
-            </w:r>
-            <w:proofErr w:type="spellEnd"/>
-            <w:r>
-              <w:rPr>
-                <w:lang w:val="en-IL"/>
-              </w:rPr>
-              <w:t xml:space="preserve"> and gives an interpretable "days remaining" value</w:t>
+              <w:t>Auxiliary signal that provides a single continuous estimate of timing; acts as a regularizer and gives an interpretable "days remaining" value</w:t>
             </w:r>
           </w:p>
         </w:tc>
@@ -12567,7 +12561,7 @@
           <w:noProof/>
         </w:rPr>
         <w:drawing>
-          <wp:anchor distT="0" distB="0" distL="114300" distR="114300" simplePos="0" relativeHeight="251636736" behindDoc="0" locked="0" layoutInCell="1" allowOverlap="1" wp14:anchorId="5EF34C79" wp14:editId="2D6040B2">
+          <wp:anchor distT="0" distB="0" distL="114300" distR="114300" simplePos="0" relativeHeight="251636736" behindDoc="0" locked="0" layoutInCell="1" allowOverlap="1" wp14:anchorId="5EF34C79" wp14:editId="04A1B787">
             <wp:simplePos x="0" y="0"/>
             <wp:positionH relativeFrom="margin">
               <wp:posOffset>1619250</wp:posOffset>
@@ -12783,69 +12777,27 @@
         <w:rPr>
           <w:lang w:val="en-IL"/>
         </w:rPr>
-        <w:t xml:space="preserve">The sliding-window LSTM showed the best learning </w:t>
-      </w:r>
-      <w:proofErr w:type="spellStart"/>
-      <w:r>
+        <w:t>The sliding-window LSTM showed the best learning behavior so far. Unlike Random Forest models, it used chronological event windows and preserved more temporal detail. This allowed it to learn from event order, event density, and changes in scanner behavior over time.</w:t>
+      </w:r>
+    </w:p>
+    <w:p>
+      <w:pPr>
         <w:rPr>
           <w:lang w:val="en-IL"/>
         </w:rPr>
-        <w:t>behavior</w:t>
-      </w:r>
-      <w:proofErr w:type="spellEnd"/>
-      <w:r>
+      </w:pPr>
+    </w:p>
+    <w:p>
+      <w:pPr>
         <w:rPr>
           <w:lang w:val="en-IL"/>
         </w:rPr>
-        <w:t xml:space="preserve"> so far. Unlike Random Forest models, it used chronological event windows and preserved more temporal detail. This allowed it to learn from event order, event density, and changes in scanner </w:t>
-      </w:r>
-      <w:proofErr w:type="spellStart"/>
+      </w:pPr>
       <w:r>
         <w:rPr>
           <w:lang w:val="en-IL"/>
         </w:rPr>
-        <w:t>behavior</w:t>
-      </w:r>
-      <w:proofErr w:type="spellEnd"/>
-      <w:r>
-        <w:rPr>
-          <w:lang w:val="en-IL"/>
-        </w:rPr>
-        <w:t xml:space="preserve"> over time.</w:t>
-      </w:r>
-    </w:p>
-    <w:p>
-      <w:pPr>
-        <w:rPr>
-          <w:lang w:val="en-IL"/>
-        </w:rPr>
-      </w:pPr>
-    </w:p>
-    <w:p>
-      <w:pPr>
-        <w:rPr>
-          <w:lang w:val="en-IL"/>
-        </w:rPr>
-      </w:pPr>
-      <w:r>
-        <w:rPr>
-          <w:lang w:val="en-IL"/>
-        </w:rPr>
-        <w:t xml:space="preserve">The main strength of this model was its ability to learn from raw or near-raw sequential information. This demonstrated that sequence </w:t>
-      </w:r>
-      <w:proofErr w:type="spellStart"/>
-      <w:r>
-        <w:rPr>
-          <w:lang w:val="en-IL"/>
-        </w:rPr>
-        <w:t>modeling</w:t>
-      </w:r>
-      <w:proofErr w:type="spellEnd"/>
-      <w:r>
-        <w:rPr>
-          <w:lang w:val="en-IL"/>
-        </w:rPr>
-        <w:t xml:space="preserve"> is a promising direction for CT scanner fault prediction.</w:t>
+        <w:t>The main strength of this model was its ability to learn from raw or near-raw sequential information. This demonstrated that sequence modeling is a promising direction for CT scanner fault prediction.</w:t>
       </w:r>
     </w:p>
     <w:p>
@@ -12936,29 +12888,28 @@
         <w:rPr>
           <w:lang w:val="en-IL"/>
         </w:rPr>
-        <w:t xml:space="preserve">At the current stage, the TBPTT model shows a different prediction </w:t>
-      </w:r>
-      <w:proofErr w:type="spellStart"/>
-      <w:r>
+        <w:t>At the current stage, the TBPTT model shows a different prediction behavior than the slower sliding-window LSTM. While the sliding-window LSTM produced fewer false positives, the TBPTT model detected more true positive cases, which is more important for the operational goal of early issue detection. This means that the TBPTT approach is more sensitive to future service-related events, but it still requires further calibration to reduce unnecessary alerts.</w:t>
+      </w:r>
+    </w:p>
+    <w:p>
+      <w:pPr>
         <w:rPr>
           <w:lang w:val="en-IL"/>
         </w:rPr>
-        <w:t>behavior</w:t>
-      </w:r>
-      <w:proofErr w:type="spellEnd"/>
-      <w:r>
+      </w:pPr>
+    </w:p>
+    <w:p>
+      <w:pPr>
         <w:rPr>
           <w:lang w:val="en-IL"/>
         </w:rPr>
-        <w:t xml:space="preserve"> than the slower sliding-window LSTM. While the sliding-window LSTM produced fewer false positives, the TBPTT model detected more true positive cases, which is more important for the operational goal of early issue detection. This means that the TBPTT approach is more sensitive to future service-related events, but it still requires further calibration to reduce unnecessary alerts.</w:t>
-      </w:r>
-    </w:p>
-    <w:p>
-      <w:pPr>
+      </w:pPr>
+      <w:r>
         <w:rPr>
           <w:lang w:val="en-IL"/>
         </w:rPr>
-      </w:pPr>
+        <w:t>Therefore, TBPTT should be interpreted as the current preferred scalable framework. It solves the runtime problem, increases the number of detected true events, and enables continued experimentation. The main remaining challenge is not only improving learning quality, but balancing sensitivity and precision: keeping the higher true-positive detection while reducing false positives through better thresholds, representation learning, supervision strategy, and loss design.</w:t>
+      </w:r>
     </w:p>
     <w:p>
       <w:pPr>
@@ -12966,45 +12917,18 @@
           <w:lang w:val="en-IL"/>
         </w:rPr>
       </w:pPr>
-      <w:r>
+    </w:p>
+    <w:p>
+      <w:pPr>
         <w:rPr>
           <w:lang w:val="en-IL"/>
         </w:rPr>
-        <w:t>Therefore, TBPTT should be interpreted as the current preferred scalable framework. It solves the runtime problem, increases the number of detected true events, and enables continued experimentation. The main remaining challenge is not only improving learning quality, but balancing sensitivity and precision: keeping the higher true-positive detection while reducing false positives through better thresholds, representation learning, supervision strategy, and loss design.</w:t>
-      </w:r>
-    </w:p>
-    <w:p>
-      <w:pPr>
+      </w:pPr>
+      <w:r>
         <w:rPr>
           <w:lang w:val="en-IL"/>
         </w:rPr>
-      </w:pPr>
-    </w:p>
-    <w:p>
-      <w:pPr>
-        <w:rPr>
-          <w:lang w:val="en-IL"/>
-        </w:rPr>
-      </w:pPr>
-      <w:r>
-        <w:rPr>
-          <w:lang w:val="en-IL"/>
-        </w:rPr>
-        <w:t xml:space="preserve">To better understand the </w:t>
-      </w:r>
-      <w:proofErr w:type="spellStart"/>
-      <w:r>
-        <w:rPr>
-          <w:lang w:val="en-IL"/>
-        </w:rPr>
-        <w:t>tradeoff</w:t>
-      </w:r>
-      <w:proofErr w:type="spellEnd"/>
-      <w:r>
-        <w:rPr>
-          <w:lang w:val="en-IL"/>
-        </w:rPr>
-        <w:t xml:space="preserve"> between the earlier raw-data sequence model and the current compressed-data TBPTT model, the main results are summarized in </w:t>
+        <w:t xml:space="preserve">To better understand the tradeoff between the earlier raw-data sequence model and the current compressed-data TBPTT model, the main results are summarized in </w:t>
       </w:r>
       <w:r>
         <w:rPr>
@@ -14627,18 +14551,8 @@
           <w:lang w:bidi="ar-SA"/>
           <w14:ligatures w14:val="none"/>
         </w:rPr>
-        <w:t xml:space="preserve">Python 3.12+ with CUDA-enabled </w:t>
-      </w:r>
-      <w:proofErr w:type="spellStart"/>
-      <w:r>
-        <w:rPr>
-          <w:rFonts w:ascii="Calibri" w:eastAsia="MS Mincho" w:hAnsi="Calibri" w:cs="Arial"/>
-          <w:lang w:bidi="ar-SA"/>
-          <w14:ligatures w14:val="none"/>
-        </w:rPr>
-        <w:t>PyTorch</w:t>
-      </w:r>
-      <w:proofErr w:type="spellEnd"/>
+        <w:t>Python 3.12+ with CUDA-enabled PyTorch</w:t>
+      </w:r>
     </w:p>
     <w:p>
       <w:pPr>
@@ -14683,43 +14597,7 @@
           <w:lang w:bidi="ar-SA"/>
           <w14:ligatures w14:val="none"/>
         </w:rPr>
-        <w:t>Vertica CA certificate placed at `&lt;</w:t>
-      </w:r>
-      <w:proofErr w:type="spellStart"/>
-      <w:r>
-        <w:rPr>
-          <w:rFonts w:ascii="Calibri" w:eastAsia="MS Mincho" w:hAnsi="Calibri" w:cs="Arial"/>
-          <w:lang w:bidi="ar-SA"/>
-          <w14:ligatures w14:val="none"/>
-        </w:rPr>
-        <w:t>project_root</w:t>
-      </w:r>
-      <w:proofErr w:type="spellEnd"/>
-      <w:r>
-        <w:rPr>
-          <w:rFonts w:ascii="Calibri" w:eastAsia="MS Mincho" w:hAnsi="Calibri" w:cs="Arial"/>
-          <w:lang w:bidi="ar-SA"/>
-          <w14:ligatures w14:val="none"/>
-        </w:rPr>
-        <w:t>&gt;/.</w:t>
-      </w:r>
-      <w:proofErr w:type="spellStart"/>
-      <w:r>
-        <w:rPr>
-          <w:rFonts w:ascii="Calibri" w:eastAsia="MS Mincho" w:hAnsi="Calibri" w:cs="Arial"/>
-          <w:lang w:bidi="ar-SA"/>
-          <w14:ligatures w14:val="none"/>
-        </w:rPr>
-        <w:t>vsql</w:t>
-      </w:r>
-      <w:proofErr w:type="spellEnd"/>
-      <w:r>
-        <w:rPr>
-          <w:rFonts w:ascii="Calibri" w:eastAsia="MS Mincho" w:hAnsi="Calibri" w:cs="Arial"/>
-          <w:lang w:bidi="ar-SA"/>
-          <w14:ligatures w14:val="none"/>
-        </w:rPr>
-        <w:t>/root.crt` (or set `VERTICA_CA_FILE` env var)</w:t>
+        <w:t>Vertica CA certificate placed at `&lt;project_root&gt;/.vsql/root.crt` (or set `VERTICA_CA_FILE` env var)</w:t>
       </w:r>
     </w:p>
     <w:p>
@@ -14742,61 +14620,7 @@
           <w:lang w:bidi="ar-SA"/>
           <w14:ligatures w14:val="none"/>
         </w:rPr>
-        <w:t>Required Python packages: `</w:t>
-      </w:r>
-      <w:proofErr w:type="spellStart"/>
-      <w:r>
-        <w:rPr>
-          <w:rFonts w:ascii="Calibri" w:eastAsia="MS Mincho" w:hAnsi="Calibri" w:cs="Arial"/>
-          <w:lang w:bidi="ar-SA"/>
-          <w14:ligatures w14:val="none"/>
-        </w:rPr>
-        <w:t>vertica_python</w:t>
-      </w:r>
-      <w:proofErr w:type="spellEnd"/>
-      <w:r>
-        <w:rPr>
-          <w:rFonts w:ascii="Calibri" w:eastAsia="MS Mincho" w:hAnsi="Calibri" w:cs="Arial"/>
-          <w:lang w:bidi="ar-SA"/>
-          <w14:ligatures w14:val="none"/>
-        </w:rPr>
-        <w:t>`, `pandas`, `torch`, `</w:t>
-      </w:r>
-      <w:proofErr w:type="spellStart"/>
-      <w:r>
-        <w:rPr>
-          <w:rFonts w:ascii="Calibri" w:eastAsia="MS Mincho" w:hAnsi="Calibri" w:cs="Arial"/>
-          <w:lang w:bidi="ar-SA"/>
-          <w14:ligatures w14:val="none"/>
-        </w:rPr>
-        <w:t>numpy</w:t>
-      </w:r>
-      <w:proofErr w:type="spellEnd"/>
-      <w:r>
-        <w:rPr>
-          <w:rFonts w:ascii="Calibri" w:eastAsia="MS Mincho" w:hAnsi="Calibri" w:cs="Arial"/>
-          <w:lang w:bidi="ar-SA"/>
-          <w14:ligatures w14:val="none"/>
-        </w:rPr>
-        <w:t>`, `</w:t>
-      </w:r>
-      <w:proofErr w:type="spellStart"/>
-      <w:r>
-        <w:rPr>
-          <w:rFonts w:ascii="Calibri" w:eastAsia="MS Mincho" w:hAnsi="Calibri" w:cs="Arial"/>
-          <w:lang w:bidi="ar-SA"/>
-          <w14:ligatures w14:val="none"/>
-        </w:rPr>
-        <w:t>pyarrow</w:t>
-      </w:r>
-      <w:proofErr w:type="spellEnd"/>
-      <w:r>
-        <w:rPr>
-          <w:rFonts w:ascii="Calibri" w:eastAsia="MS Mincho" w:hAnsi="Calibri" w:cs="Arial"/>
-          <w:lang w:bidi="ar-SA"/>
-          <w14:ligatures w14:val="none"/>
-        </w:rPr>
-        <w:t>`, etc.</w:t>
+        <w:t>Required Python packages: `vertica_python`, `pandas`, `torch`, `numpy`, `pyarrow`, etc.</w:t>
       </w:r>
     </w:p>
     <w:p>
@@ -14941,9 +14765,8 @@
           <w14:ligatures w14:val="none"/>
         </w:rPr>
         <w:br/>
-        <w:t xml:space="preserve">│   └── </w:t>
-      </w:r>
-      <w:proofErr w:type="spellStart"/>
+        <w:t>│   └── Models_new\local_model_v4_tbptt_hazard\ # Best model checkpoint</w:t>
+      </w:r>
       <w:r>
         <w:rPr>
           <w:rFonts w:ascii="Consolas" w:eastAsia="MS Mincho" w:hAnsi="Consolas" w:cs="Arial"/>
@@ -14951,9 +14774,9 @@
           <w:lang w:bidi="ar-SA"/>
           <w14:ligatures w14:val="none"/>
         </w:rPr>
-        <w:t>Models_new</w:t>
-      </w:r>
-      <w:proofErr w:type="spellEnd"/>
+        <w:br/>
+        <w:t>├── Complaints_data\</w:t>
+      </w:r>
       <w:r>
         <w:rPr>
           <w:rFonts w:ascii="Consolas" w:eastAsia="MS Mincho" w:hAnsi="Consolas" w:cs="Arial"/>
@@ -14961,7 +14784,17 @@
           <w:lang w:bidi="ar-SA"/>
           <w14:ligatures w14:val="none"/>
         </w:rPr>
-        <w:t>\local_model_v4_tbptt_hazard\ # Best model checkpoint</w:t>
+        <w:br/>
+        <w:t xml:space="preserve">│   └── DMS_Complaints.csv                      # </w:t>
+      </w:r>
+      <w:r>
+        <w:rPr>
+          <w:rFonts w:ascii="Segoe UI Emoji" w:eastAsia="MS Mincho" w:hAnsi="Segoe UI Emoji" w:cs="Segoe UI Emoji"/>
+          <w:sz w:val="20"/>
+          <w:lang w:bidi="ar-SA"/>
+          <w14:ligatures w14:val="none"/>
+        </w:rPr>
+        <w:t>⚠️</w:t>
       </w:r>
       <w:r>
         <w:rPr>
@@ -14970,10 +14803,8 @@
           <w:lang w:bidi="ar-SA"/>
           <w14:ligatures w14:val="none"/>
         </w:rPr>
-        <w:br/>
-        <w:t xml:space="preserve">├── </w:t>
-      </w:r>
-      <w:proofErr w:type="spellStart"/>
+        <w:t xml:space="preserve"> MUST BE MANUALLY PLACED</w:t>
+      </w:r>
       <w:r>
         <w:rPr>
           <w:rFonts w:ascii="Consolas" w:eastAsia="MS Mincho" w:hAnsi="Consolas" w:cs="Arial"/>
@@ -14981,9 +14812,9 @@
           <w:lang w:bidi="ar-SA"/>
           <w14:ligatures w14:val="none"/>
         </w:rPr>
-        <w:t>Complaints_data</w:t>
-      </w:r>
-      <w:proofErr w:type="spellEnd"/>
+        <w:br/>
+        <w:t>└── model_data\728333_dataset_v2\               # Dataset arrays, streams, anchors</w:t>
+      </w:r>
       <w:r>
         <w:rPr>
           <w:rFonts w:ascii="Consolas" w:eastAsia="MS Mincho" w:hAnsi="Consolas" w:cs="Arial"/>
@@ -14991,7 +14822,8 @@
           <w:lang w:bidi="ar-SA"/>
           <w14:ligatures w14:val="none"/>
         </w:rPr>
-        <w:t>\</w:t>
+        <w:br/>
+        <w:t xml:space="preserve">    ├── arrays\&lt;serial&gt;\&lt;log_type&gt;\             # Per-serial encoded arrays</w:t>
       </w:r>
       <w:r>
         <w:rPr>
@@ -15001,7 +14833,163 @@
           <w14:ligatures w14:val="none"/>
         </w:rPr>
         <w:br/>
-        <w:t xml:space="preserve">│   └── DMS_Complaints.csv                      # </w:t>
+        <w:t xml:space="preserve">    ├── tbptt_streams\&lt;serial&gt;\                 # Merged TBPTT streams</w:t>
+      </w:r>
+      <w:r>
+        <w:rPr>
+          <w:rFonts w:ascii="Consolas" w:eastAsia="MS Mincho" w:hAnsi="Consolas" w:cs="Arial"/>
+          <w:sz w:val="20"/>
+          <w:lang w:bidi="ar-SA"/>
+          <w14:ligatures w14:val="none"/>
+        </w:rPr>
+        <w:br/>
+        <w:t xml:space="preserve">    └── tbptt_anchors.parquet                   # Global anchor table</w:t>
+      </w:r>
+      <w:r>
+        <w:rPr>
+          <w:rFonts w:ascii="Consolas" w:eastAsia="MS Mincho" w:hAnsi="Consolas" w:cs="Arial"/>
+          <w:sz w:val="20"/>
+          <w:lang w:bidi="ar-SA"/>
+          <w14:ligatures w14:val="none"/>
+        </w:rPr>
+        <w:br/>
+      </w:r>
+      <w:r>
+        <w:rPr>
+          <w:rFonts w:ascii="Consolas" w:eastAsia="MS Mincho" w:hAnsi="Consolas" w:cs="Arial"/>
+          <w:sz w:val="20"/>
+          <w:lang w:bidi="ar-SA"/>
+          <w14:ligatures w14:val="none"/>
+        </w:rPr>
+        <w:br/>
+        <w:t xml:space="preserve">C:\DMSInnovation_Data\Raw_Data\    </w:t>
+      </w:r>
+      <w:r>
+        <w:rPr>
+          <w:rFonts w:ascii="Consolas" w:eastAsia="MS Mincho" w:hAnsi="Consolas" w:cs="Arial"/>
+          <w:sz w:val="20"/>
+          <w:lang w:bidi="ar-SA"/>
+          <w14:ligatures w14:val="none"/>
+        </w:rPr>
+        <w:t xml:space="preserve"> </w:t>
+      </w:r>
+      <w:r>
+        <w:rPr>
+          <w:rFonts w:ascii="Consolas" w:eastAsia="MS Mincho" w:hAnsi="Consolas" w:cs="Arial"/>
+          <w:sz w:val="20"/>
+          <w:lang w:bidi="ar-SA"/>
+          <w14:ligatures w14:val="none"/>
+        </w:rPr>
+        <w:t># Raw extracted data (or DMSInnovationRawData)</w:t>
+      </w:r>
+      <w:r>
+        <w:rPr>
+          <w:rFonts w:ascii="Consolas" w:eastAsia="MS Mincho" w:hAnsi="Consolas" w:cs="Arial"/>
+          <w:sz w:val="20"/>
+          <w:lang w:bidi="ar-SA"/>
+          <w14:ligatures w14:val="none"/>
+        </w:rPr>
+        <w:br/>
+        <w:t>└── 728333_logs_clean_1y_new\                   # Per-query-function folders</w:t>
+      </w:r>
+      <w:r>
+        <w:rPr>
+          <w:rFonts w:ascii="Consolas" w:eastAsia="MS Mincho" w:hAnsi="Consolas" w:cs="Arial"/>
+          <w:sz w:val="20"/>
+          <w:lang w:bidi="ar-SA"/>
+          <w14:ligatures w14:val="none"/>
+        </w:rPr>
+        <w:br/>
+        <w:t xml:space="preserve">    ├── voltage_data\&lt;serial&gt;.csv</w:t>
+      </w:r>
+      <w:r>
+        <w:rPr>
+          <w:rFonts w:ascii="Consolas" w:eastAsia="MS Mincho" w:hAnsi="Consolas" w:cs="Arial"/>
+          <w:sz w:val="20"/>
+          <w:lang w:bidi="ar-SA"/>
+          <w14:ligatures w14:val="none"/>
+        </w:rPr>
+        <w:br/>
+        <w:t xml:space="preserve">    ├── system_errors\&lt;serial&gt;.csv</w:t>
+      </w:r>
+      <w:r>
+        <w:rPr>
+          <w:rFonts w:ascii="Consolas" w:eastAsia="MS Mincho" w:hAnsi="Consolas" w:cs="Arial"/>
+          <w:sz w:val="20"/>
+          <w:lang w:bidi="ar-SA"/>
+          <w14:ligatures w14:val="none"/>
+        </w:rPr>
+        <w:br/>
+        <w:t xml:space="preserve">    ├── air_calibration\&lt;serial&gt;.csv</w:t>
+      </w:r>
+      <w:r>
+        <w:rPr>
+          <w:rFonts w:ascii="Consolas" w:eastAsia="MS Mincho" w:hAnsi="Consolas" w:cs="Arial"/>
+          <w:sz w:val="20"/>
+          <w:lang w:bidi="ar-SA"/>
+          <w14:ligatures w14:val="none"/>
+        </w:rPr>
+        <w:br/>
+        <w:t xml:space="preserve">    └── ...</w:t>
+      </w:r>
+      <w:r>
+        <w:rPr>
+          <w:rFonts w:ascii="Consolas" w:eastAsia="MS Mincho" w:hAnsi="Consolas" w:cs="Arial"/>
+          <w:sz w:val="20"/>
+          <w:lang w:bidi="ar-SA"/>
+          <w14:ligatures w14:val="none"/>
+        </w:rPr>
+        <w:br/>
+      </w:r>
+      <w:r>
+        <w:rPr>
+          <w:rFonts w:ascii="Consolas" w:eastAsia="MS Mincho" w:hAnsi="Consolas" w:cs="Arial"/>
+          <w:sz w:val="20"/>
+          <w:lang w:bidi="ar-SA"/>
+          <w14:ligatures w14:val="none"/>
+        </w:rPr>
+        <w:br/>
+        <w:t>service_event_prediction\</w:t>
+      </w:r>
+      <w:r>
+        <w:rPr>
+          <w:rFonts w:ascii="Consolas" w:eastAsia="MS Mincho" w:hAnsi="Consolas" w:cs="Arial"/>
+          <w:sz w:val="20"/>
+          <w:lang w:bidi="ar-SA"/>
+          <w14:ligatures w14:val="none"/>
+        </w:rPr>
+        <w:br/>
+        <w:t>├── get_data_from_vertica.py               # Data extraction script (project root)</w:t>
+      </w:r>
+      <w:r>
+        <w:rPr>
+          <w:rFonts w:ascii="Consolas" w:eastAsia="MS Mincho" w:hAnsi="Consolas" w:cs="Arial"/>
+          <w:sz w:val="20"/>
+          <w:lang w:bidi="ar-SA"/>
+          <w14:ligatures w14:val="none"/>
+        </w:rPr>
+        <w:br/>
+        <w:t>└── LSTM\</w:t>
+      </w:r>
+      <w:r>
+        <w:rPr>
+          <w:rFonts w:ascii="Consolas" w:eastAsia="MS Mincho" w:hAnsi="Consolas" w:cs="Arial"/>
+          <w:sz w:val="20"/>
+          <w:lang w:bidi="ar-SA"/>
+          <w14:ligatures w14:val="none"/>
+        </w:rPr>
+        <w:br/>
+        <w:t xml:space="preserve">    ├── artifacts\                      # Local artifacts (autoencoders, mappings)</w:t>
+      </w:r>
+      <w:r>
+        <w:rPr>
+          <w:rFonts w:ascii="Consolas" w:eastAsia="MS Mincho" w:hAnsi="Consolas" w:cs="Arial"/>
+          <w:sz w:val="20"/>
+          <w:lang w:bidi="ar-SA"/>
+          <w14:ligatures w14:val="none"/>
+        </w:rPr>
+        <w:br/>
+        <w:t xml:space="preserve">    │   ├── event_type_include.json             # </w:t>
       </w:r>
       <w:r>
         <w:rPr>
@@ -15029,9 +15017,8 @@
           <w14:ligatures w14:val="none"/>
         </w:rPr>
         <w:br/>
-        <w:t xml:space="preserve">└── </w:t>
-      </w:r>
-      <w:proofErr w:type="spellStart"/>
+        <w:t xml:space="preserve">    │   ├── air_autoencoder.pt</w:t>
+      </w:r>
       <w:r>
         <w:rPr>
           <w:rFonts w:ascii="Consolas" w:eastAsia="MS Mincho" w:hAnsi="Consolas" w:cs="Arial"/>
@@ -15039,9 +15026,9 @@
           <w:lang w:bidi="ar-SA"/>
           <w14:ligatures w14:val="none"/>
         </w:rPr>
-        <w:t>model_data</w:t>
-      </w:r>
-      <w:proofErr w:type="spellEnd"/>
+        <w:br/>
+        <w:t xml:space="preserve">    │   ├── bad_detectors_autoencoder.pt</w:t>
+      </w:r>
       <w:r>
         <w:rPr>
           <w:rFonts w:ascii="Consolas" w:eastAsia="MS Mincho" w:hAnsi="Consolas" w:cs="Arial"/>
@@ -15049,7 +15036,8 @@
           <w:lang w:bidi="ar-SA"/>
           <w14:ligatures w14:val="none"/>
         </w:rPr>
-        <w:t>\728333_dataset_v2\               # Dataset arrays, streams, anchors</w:t>
+        <w:br/>
+        <w:t xml:space="preserve">    │   ├── tabular_autoencoders\</w:t>
       </w:r>
       <w:r>
         <w:rPr>
@@ -15059,9 +15047,8 @@
           <w14:ligatures w14:val="none"/>
         </w:rPr>
         <w:br/>
-        <w:t xml:space="preserve">    ├── arrays\&lt;serial&gt;\&lt;</w:t>
-      </w:r>
-      <w:proofErr w:type="spellStart"/>
+        <w:t xml:space="preserve">    │   ├── feature_schema_by_log.json</w:t>
+      </w:r>
       <w:r>
         <w:rPr>
           <w:rFonts w:ascii="Consolas" w:eastAsia="MS Mincho" w:hAnsi="Consolas" w:cs="Arial"/>
@@ -15069,9 +15056,9 @@
           <w:lang w:bidi="ar-SA"/>
           <w14:ligatures w14:val="none"/>
         </w:rPr>
-        <w:t>log_type</w:t>
-      </w:r>
-      <w:proofErr w:type="spellEnd"/>
+        <w:br/>
+        <w:t xml:space="preserve">    │   ├── numeric_scaler_by_log.json</w:t>
+      </w:r>
       <w:r>
         <w:rPr>
           <w:rFonts w:ascii="Consolas" w:eastAsia="MS Mincho" w:hAnsi="Consolas" w:cs="Arial"/>
@@ -15079,7 +15066,8 @@
           <w:lang w:bidi="ar-SA"/>
           <w14:ligatures w14:val="none"/>
         </w:rPr>
-        <w:t>&gt;\             # Per-serial encoded arrays</w:t>
+        <w:br/>
+        <w:t xml:space="preserve">    │   ├── cat_mappings_by_log.json</w:t>
       </w:r>
       <w:r>
         <w:rPr>
@@ -15089,9 +15077,8 @@
           <w14:ligatures w14:val="none"/>
         </w:rPr>
         <w:br/>
-        <w:t xml:space="preserve">    ├── </w:t>
-      </w:r>
-      <w:proofErr w:type="spellStart"/>
+        <w:t xml:space="preserve">    │   ├── event_type_mapping.json</w:t>
+      </w:r>
       <w:r>
         <w:rPr>
           <w:rFonts w:ascii="Consolas" w:eastAsia="MS Mincho" w:hAnsi="Consolas" w:cs="Arial"/>
@@ -15099,486 +15086,9 @@
           <w:lang w:bidi="ar-SA"/>
           <w14:ligatures w14:val="none"/>
         </w:rPr>
-        <w:t>tbptt_streams</w:t>
-      </w:r>
-      <w:proofErr w:type="spellEnd"/>
-      <w:r>
-        <w:rPr>
-          <w:rFonts w:ascii="Consolas" w:eastAsia="MS Mincho" w:hAnsi="Consolas" w:cs="Arial"/>
-          <w:sz w:val="20"/>
-          <w:lang w:bidi="ar-SA"/>
-          <w14:ligatures w14:val="none"/>
-        </w:rPr>
-        <w:t>\&lt;serial&gt;\                 # Merged TBPTT streams</w:t>
-      </w:r>
-      <w:r>
-        <w:rPr>
-          <w:rFonts w:ascii="Consolas" w:eastAsia="MS Mincho" w:hAnsi="Consolas" w:cs="Arial"/>
-          <w:sz w:val="20"/>
-          <w:lang w:bidi="ar-SA"/>
-          <w14:ligatures w14:val="none"/>
-        </w:rPr>
         <w:br/>
-        <w:t xml:space="preserve">    └── </w:t>
-      </w:r>
-      <w:proofErr w:type="spellStart"/>
-      <w:r>
-        <w:rPr>
-          <w:rFonts w:ascii="Consolas" w:eastAsia="MS Mincho" w:hAnsi="Consolas" w:cs="Arial"/>
-          <w:sz w:val="20"/>
-          <w:lang w:bidi="ar-SA"/>
-          <w14:ligatures w14:val="none"/>
-        </w:rPr>
-        <w:t>tbptt_anchors.parquet</w:t>
-      </w:r>
-      <w:proofErr w:type="spellEnd"/>
-      <w:r>
-        <w:rPr>
-          <w:rFonts w:ascii="Consolas" w:eastAsia="MS Mincho" w:hAnsi="Consolas" w:cs="Arial"/>
-          <w:sz w:val="20"/>
-          <w:lang w:bidi="ar-SA"/>
-          <w14:ligatures w14:val="none"/>
-        </w:rPr>
-        <w:t xml:space="preserve">                   # Global anchor table</w:t>
-      </w:r>
-      <w:r>
-        <w:rPr>
-          <w:rFonts w:ascii="Consolas" w:eastAsia="MS Mincho" w:hAnsi="Consolas" w:cs="Arial"/>
-          <w:sz w:val="20"/>
-          <w:lang w:bidi="ar-SA"/>
-          <w14:ligatures w14:val="none"/>
-        </w:rPr>
-        <w:br/>
-      </w:r>
-      <w:r>
-        <w:rPr>
-          <w:rFonts w:ascii="Consolas" w:eastAsia="MS Mincho" w:hAnsi="Consolas" w:cs="Arial"/>
-          <w:sz w:val="20"/>
-          <w:lang w:bidi="ar-SA"/>
-          <w14:ligatures w14:val="none"/>
-        </w:rPr>
-        <w:br/>
-        <w:t xml:space="preserve">C:\DMSInnovation_Data\Raw_Data\    </w:t>
-      </w:r>
-      <w:r>
-        <w:rPr>
-          <w:rFonts w:ascii="Consolas" w:eastAsia="MS Mincho" w:hAnsi="Consolas" w:cs="Arial"/>
-          <w:sz w:val="20"/>
-          <w:lang w:bidi="ar-SA"/>
-          <w14:ligatures w14:val="none"/>
-        </w:rPr>
-        <w:t xml:space="preserve"> </w:t>
-      </w:r>
-      <w:r>
-        <w:rPr>
-          <w:rFonts w:ascii="Consolas" w:eastAsia="MS Mincho" w:hAnsi="Consolas" w:cs="Arial"/>
-          <w:sz w:val="20"/>
-          <w:lang w:bidi="ar-SA"/>
-          <w14:ligatures w14:val="none"/>
-        </w:rPr>
-        <w:t xml:space="preserve"># Raw extracted data (or </w:t>
-      </w:r>
-      <w:proofErr w:type="spellStart"/>
-      <w:r>
-        <w:rPr>
-          <w:rFonts w:ascii="Consolas" w:eastAsia="MS Mincho" w:hAnsi="Consolas" w:cs="Arial"/>
-          <w:sz w:val="20"/>
-          <w:lang w:bidi="ar-SA"/>
-          <w14:ligatures w14:val="none"/>
-        </w:rPr>
-        <w:t>DMSInnovationRawData</w:t>
-      </w:r>
-      <w:proofErr w:type="spellEnd"/>
-      <w:r>
-        <w:rPr>
-          <w:rFonts w:ascii="Consolas" w:eastAsia="MS Mincho" w:hAnsi="Consolas" w:cs="Arial"/>
-          <w:sz w:val="20"/>
-          <w:lang w:bidi="ar-SA"/>
-          <w14:ligatures w14:val="none"/>
-        </w:rPr>
-        <w:t>)</w:t>
-      </w:r>
-      <w:r>
-        <w:rPr>
-          <w:rFonts w:ascii="Consolas" w:eastAsia="MS Mincho" w:hAnsi="Consolas" w:cs="Arial"/>
-          <w:sz w:val="20"/>
-          <w:lang w:bidi="ar-SA"/>
-          <w14:ligatures w14:val="none"/>
-        </w:rPr>
-        <w:br/>
-        <w:t>└── 728333_logs_clean_1y_new\                   # Per-query-function folders</w:t>
-      </w:r>
-      <w:r>
-        <w:rPr>
-          <w:rFonts w:ascii="Consolas" w:eastAsia="MS Mincho" w:hAnsi="Consolas" w:cs="Arial"/>
-          <w:sz w:val="20"/>
-          <w:lang w:bidi="ar-SA"/>
-          <w14:ligatures w14:val="none"/>
-        </w:rPr>
-        <w:br/>
-        <w:t xml:space="preserve">    ├── </w:t>
-      </w:r>
-      <w:proofErr w:type="spellStart"/>
-      <w:r>
-        <w:rPr>
-          <w:rFonts w:ascii="Consolas" w:eastAsia="MS Mincho" w:hAnsi="Consolas" w:cs="Arial"/>
-          <w:sz w:val="20"/>
-          <w:lang w:bidi="ar-SA"/>
-          <w14:ligatures w14:val="none"/>
-        </w:rPr>
-        <w:t>voltage_data</w:t>
-      </w:r>
-      <w:proofErr w:type="spellEnd"/>
-      <w:r>
-        <w:rPr>
-          <w:rFonts w:ascii="Consolas" w:eastAsia="MS Mincho" w:hAnsi="Consolas" w:cs="Arial"/>
-          <w:sz w:val="20"/>
-          <w:lang w:bidi="ar-SA"/>
-          <w14:ligatures w14:val="none"/>
-        </w:rPr>
-        <w:t>\&lt;serial&gt;.csv</w:t>
-      </w:r>
-      <w:r>
-        <w:rPr>
-          <w:rFonts w:ascii="Consolas" w:eastAsia="MS Mincho" w:hAnsi="Consolas" w:cs="Arial"/>
-          <w:sz w:val="20"/>
-          <w:lang w:bidi="ar-SA"/>
-          <w14:ligatures w14:val="none"/>
-        </w:rPr>
-        <w:br/>
-        <w:t xml:space="preserve">    ├── </w:t>
-      </w:r>
-      <w:proofErr w:type="spellStart"/>
-      <w:r>
-        <w:rPr>
-          <w:rFonts w:ascii="Consolas" w:eastAsia="MS Mincho" w:hAnsi="Consolas" w:cs="Arial"/>
-          <w:sz w:val="20"/>
-          <w:lang w:bidi="ar-SA"/>
-          <w14:ligatures w14:val="none"/>
-        </w:rPr>
-        <w:t>system_errors</w:t>
-      </w:r>
-      <w:proofErr w:type="spellEnd"/>
-      <w:r>
-        <w:rPr>
-          <w:rFonts w:ascii="Consolas" w:eastAsia="MS Mincho" w:hAnsi="Consolas" w:cs="Arial"/>
-          <w:sz w:val="20"/>
-          <w:lang w:bidi="ar-SA"/>
-          <w14:ligatures w14:val="none"/>
-        </w:rPr>
-        <w:t>\&lt;serial&gt;.csv</w:t>
-      </w:r>
-      <w:r>
-        <w:rPr>
-          <w:rFonts w:ascii="Consolas" w:eastAsia="MS Mincho" w:hAnsi="Consolas" w:cs="Arial"/>
-          <w:sz w:val="20"/>
-          <w:lang w:bidi="ar-SA"/>
-          <w14:ligatures w14:val="none"/>
-        </w:rPr>
-        <w:br/>
-        <w:t xml:space="preserve">    ├── </w:t>
-      </w:r>
-      <w:proofErr w:type="spellStart"/>
-      <w:r>
-        <w:rPr>
-          <w:rFonts w:ascii="Consolas" w:eastAsia="MS Mincho" w:hAnsi="Consolas" w:cs="Arial"/>
-          <w:sz w:val="20"/>
-          <w:lang w:bidi="ar-SA"/>
-          <w14:ligatures w14:val="none"/>
-        </w:rPr>
-        <w:t>air_calibration</w:t>
-      </w:r>
-      <w:proofErr w:type="spellEnd"/>
-      <w:r>
-        <w:rPr>
-          <w:rFonts w:ascii="Consolas" w:eastAsia="MS Mincho" w:hAnsi="Consolas" w:cs="Arial"/>
-          <w:sz w:val="20"/>
-          <w:lang w:bidi="ar-SA"/>
-          <w14:ligatures w14:val="none"/>
-        </w:rPr>
-        <w:t>\&lt;serial&gt;.csv</w:t>
-      </w:r>
-      <w:r>
-        <w:rPr>
-          <w:rFonts w:ascii="Consolas" w:eastAsia="MS Mincho" w:hAnsi="Consolas" w:cs="Arial"/>
-          <w:sz w:val="20"/>
-          <w:lang w:bidi="ar-SA"/>
-          <w14:ligatures w14:val="none"/>
-        </w:rPr>
-        <w:br/>
-        <w:t xml:space="preserve">    └── ...</w:t>
-      </w:r>
-      <w:r>
-        <w:rPr>
-          <w:rFonts w:ascii="Consolas" w:eastAsia="MS Mincho" w:hAnsi="Consolas" w:cs="Arial"/>
-          <w:sz w:val="20"/>
-          <w:lang w:bidi="ar-SA"/>
-          <w14:ligatures w14:val="none"/>
-        </w:rPr>
-        <w:br/>
-      </w:r>
-      <w:r>
-        <w:rPr>
-          <w:rFonts w:ascii="Consolas" w:eastAsia="MS Mincho" w:hAnsi="Consolas" w:cs="Arial"/>
-          <w:sz w:val="20"/>
-          <w:lang w:bidi="ar-SA"/>
-          <w14:ligatures w14:val="none"/>
-        </w:rPr>
-        <w:br/>
-      </w:r>
-      <w:proofErr w:type="spellStart"/>
-      <w:r>
-        <w:rPr>
-          <w:rFonts w:ascii="Consolas" w:eastAsia="MS Mincho" w:hAnsi="Consolas" w:cs="Arial"/>
-          <w:sz w:val="20"/>
-          <w:lang w:bidi="ar-SA"/>
-          <w14:ligatures w14:val="none"/>
-        </w:rPr>
-        <w:t>service_event_prediction</w:t>
-      </w:r>
-      <w:proofErr w:type="spellEnd"/>
-      <w:r>
-        <w:rPr>
-          <w:rFonts w:ascii="Consolas" w:eastAsia="MS Mincho" w:hAnsi="Consolas" w:cs="Arial"/>
-          <w:sz w:val="20"/>
-          <w:lang w:bidi="ar-SA"/>
-          <w14:ligatures w14:val="none"/>
-        </w:rPr>
-        <w:t>\</w:t>
-      </w:r>
-      <w:r>
-        <w:rPr>
-          <w:rFonts w:ascii="Consolas" w:eastAsia="MS Mincho" w:hAnsi="Consolas" w:cs="Arial"/>
-          <w:sz w:val="20"/>
-          <w:lang w:bidi="ar-SA"/>
-          <w14:ligatures w14:val="none"/>
-        </w:rPr>
-        <w:br/>
-        <w:t>├── get_data_from_vertica.py               # Data extraction script (project root)</w:t>
-      </w:r>
-      <w:r>
-        <w:rPr>
-          <w:rFonts w:ascii="Consolas" w:eastAsia="MS Mincho" w:hAnsi="Consolas" w:cs="Arial"/>
-          <w:sz w:val="20"/>
-          <w:lang w:bidi="ar-SA"/>
-          <w14:ligatures w14:val="none"/>
-        </w:rPr>
-        <w:br/>
-        <w:t>└── LSTM\</w:t>
-      </w:r>
-      <w:r>
-        <w:rPr>
-          <w:rFonts w:ascii="Consolas" w:eastAsia="MS Mincho" w:hAnsi="Consolas" w:cs="Arial"/>
-          <w:sz w:val="20"/>
-          <w:lang w:bidi="ar-SA"/>
-          <w14:ligatures w14:val="none"/>
-        </w:rPr>
-        <w:br/>
-        <w:t xml:space="preserve">    ├── artifacts\                      # Local artifacts (autoencoders, mappings)</w:t>
-      </w:r>
-      <w:r>
-        <w:rPr>
-          <w:rFonts w:ascii="Consolas" w:eastAsia="MS Mincho" w:hAnsi="Consolas" w:cs="Arial"/>
-          <w:sz w:val="20"/>
-          <w:lang w:bidi="ar-SA"/>
-          <w14:ligatures w14:val="none"/>
-        </w:rPr>
-        <w:br/>
-        <w:t xml:space="preserve">    │   ├── </w:t>
-      </w:r>
-      <w:proofErr w:type="spellStart"/>
-      <w:r>
-        <w:rPr>
-          <w:rFonts w:ascii="Consolas" w:eastAsia="MS Mincho" w:hAnsi="Consolas" w:cs="Arial"/>
-          <w:sz w:val="20"/>
-          <w:lang w:bidi="ar-SA"/>
-          <w14:ligatures w14:val="none"/>
-        </w:rPr>
-        <w:t>event_type_include.json</w:t>
-      </w:r>
-      <w:proofErr w:type="spellEnd"/>
-      <w:r>
-        <w:rPr>
-          <w:rFonts w:ascii="Consolas" w:eastAsia="MS Mincho" w:hAnsi="Consolas" w:cs="Arial"/>
-          <w:sz w:val="20"/>
-          <w:lang w:bidi="ar-SA"/>
-          <w14:ligatures w14:val="none"/>
-        </w:rPr>
-        <w:t xml:space="preserve">             # </w:t>
-      </w:r>
-      <w:r>
-        <w:rPr>
-          <w:rFonts w:ascii="Segoe UI Emoji" w:eastAsia="MS Mincho" w:hAnsi="Segoe UI Emoji" w:cs="Segoe UI Emoji"/>
-          <w:sz w:val="20"/>
-          <w:lang w:bidi="ar-SA"/>
-          <w14:ligatures w14:val="none"/>
-        </w:rPr>
-        <w:t>⚠️</w:t>
-      </w:r>
-      <w:r>
-        <w:rPr>
-          <w:rFonts w:ascii="Consolas" w:eastAsia="MS Mincho" w:hAnsi="Consolas" w:cs="Arial"/>
-          <w:sz w:val="20"/>
-          <w:lang w:bidi="ar-SA"/>
-          <w14:ligatures w14:val="none"/>
-        </w:rPr>
-        <w:t xml:space="preserve"> MUST BE MANUALLY PLACED</w:t>
-      </w:r>
-      <w:r>
-        <w:rPr>
-          <w:rFonts w:ascii="Consolas" w:eastAsia="MS Mincho" w:hAnsi="Consolas" w:cs="Arial"/>
-          <w:sz w:val="20"/>
-          <w:lang w:bidi="ar-SA"/>
-          <w14:ligatures w14:val="none"/>
-        </w:rPr>
-        <w:br/>
-        <w:t xml:space="preserve">    │   ├── air_autoencoder.pt</w:t>
-      </w:r>
-      <w:r>
-        <w:rPr>
-          <w:rFonts w:ascii="Consolas" w:eastAsia="MS Mincho" w:hAnsi="Consolas" w:cs="Arial"/>
-          <w:sz w:val="20"/>
-          <w:lang w:bidi="ar-SA"/>
-          <w14:ligatures w14:val="none"/>
-        </w:rPr>
-        <w:br/>
-        <w:t xml:space="preserve">    │   ├── bad_detectors_autoencoder.pt</w:t>
-      </w:r>
-      <w:r>
-        <w:rPr>
-          <w:rFonts w:ascii="Consolas" w:eastAsia="MS Mincho" w:hAnsi="Consolas" w:cs="Arial"/>
-          <w:sz w:val="20"/>
-          <w:lang w:bidi="ar-SA"/>
-          <w14:ligatures w14:val="none"/>
-        </w:rPr>
-        <w:br/>
-        <w:t xml:space="preserve">    │   ├── </w:t>
-      </w:r>
-      <w:proofErr w:type="spellStart"/>
-      <w:r>
-        <w:rPr>
-          <w:rFonts w:ascii="Consolas" w:eastAsia="MS Mincho" w:hAnsi="Consolas" w:cs="Arial"/>
-          <w:sz w:val="20"/>
-          <w:lang w:bidi="ar-SA"/>
-          <w14:ligatures w14:val="none"/>
-        </w:rPr>
-        <w:t>tabular_autoencoders</w:t>
-      </w:r>
-      <w:proofErr w:type="spellEnd"/>
-      <w:r>
-        <w:rPr>
-          <w:rFonts w:ascii="Consolas" w:eastAsia="MS Mincho" w:hAnsi="Consolas" w:cs="Arial"/>
-          <w:sz w:val="20"/>
-          <w:lang w:bidi="ar-SA"/>
-          <w14:ligatures w14:val="none"/>
-        </w:rPr>
-        <w:t>\</w:t>
-      </w:r>
-      <w:r>
-        <w:rPr>
-          <w:rFonts w:ascii="Consolas" w:eastAsia="MS Mincho" w:hAnsi="Consolas" w:cs="Arial"/>
-          <w:sz w:val="20"/>
-          <w:lang w:bidi="ar-SA"/>
-          <w14:ligatures w14:val="none"/>
-        </w:rPr>
-        <w:br/>
-        <w:t xml:space="preserve">    │   ├── </w:t>
-      </w:r>
-      <w:proofErr w:type="spellStart"/>
-      <w:r>
-        <w:rPr>
-          <w:rFonts w:ascii="Consolas" w:eastAsia="MS Mincho" w:hAnsi="Consolas" w:cs="Arial"/>
-          <w:sz w:val="20"/>
-          <w:lang w:bidi="ar-SA"/>
-          <w14:ligatures w14:val="none"/>
-        </w:rPr>
-        <w:t>feature_schema_by_log.json</w:t>
-      </w:r>
-      <w:proofErr w:type="spellEnd"/>
-      <w:r>
-        <w:rPr>
-          <w:rFonts w:ascii="Consolas" w:eastAsia="MS Mincho" w:hAnsi="Consolas" w:cs="Arial"/>
-          <w:sz w:val="20"/>
-          <w:lang w:bidi="ar-SA"/>
-          <w14:ligatures w14:val="none"/>
-        </w:rPr>
-        <w:br/>
-        <w:t xml:space="preserve">    │   ├── </w:t>
-      </w:r>
-      <w:proofErr w:type="spellStart"/>
-      <w:r>
-        <w:rPr>
-          <w:rFonts w:ascii="Consolas" w:eastAsia="MS Mincho" w:hAnsi="Consolas" w:cs="Arial"/>
-          <w:sz w:val="20"/>
-          <w:lang w:bidi="ar-SA"/>
-          <w14:ligatures w14:val="none"/>
-        </w:rPr>
-        <w:t>numeric_scaler_by_log.json</w:t>
-      </w:r>
-      <w:proofErr w:type="spellEnd"/>
-      <w:r>
-        <w:rPr>
-          <w:rFonts w:ascii="Consolas" w:eastAsia="MS Mincho" w:hAnsi="Consolas" w:cs="Arial"/>
-          <w:sz w:val="20"/>
-          <w:lang w:bidi="ar-SA"/>
-          <w14:ligatures w14:val="none"/>
-        </w:rPr>
-        <w:br/>
-        <w:t xml:space="preserve">    │   ├── </w:t>
-      </w:r>
-      <w:proofErr w:type="spellStart"/>
-      <w:r>
-        <w:rPr>
-          <w:rFonts w:ascii="Consolas" w:eastAsia="MS Mincho" w:hAnsi="Consolas" w:cs="Arial"/>
-          <w:sz w:val="20"/>
-          <w:lang w:bidi="ar-SA"/>
-          <w14:ligatures w14:val="none"/>
-        </w:rPr>
-        <w:t>cat_mappings_by_log.json</w:t>
-      </w:r>
-      <w:proofErr w:type="spellEnd"/>
-      <w:r>
-        <w:rPr>
-          <w:rFonts w:ascii="Consolas" w:eastAsia="MS Mincho" w:hAnsi="Consolas" w:cs="Arial"/>
-          <w:sz w:val="20"/>
-          <w:lang w:bidi="ar-SA"/>
-          <w14:ligatures w14:val="none"/>
-        </w:rPr>
-        <w:br/>
-        <w:t xml:space="preserve">    │   ├── </w:t>
-      </w:r>
-      <w:proofErr w:type="spellStart"/>
-      <w:r>
-        <w:rPr>
-          <w:rFonts w:ascii="Consolas" w:eastAsia="MS Mincho" w:hAnsi="Consolas" w:cs="Arial"/>
-          <w:sz w:val="20"/>
-          <w:lang w:bidi="ar-SA"/>
-          <w14:ligatures w14:val="none"/>
-        </w:rPr>
-        <w:t>event_type_mapping.json</w:t>
-      </w:r>
-      <w:proofErr w:type="spellEnd"/>
-      <w:r>
-        <w:rPr>
-          <w:rFonts w:ascii="Consolas" w:eastAsia="MS Mincho" w:hAnsi="Consolas" w:cs="Arial"/>
-          <w:sz w:val="20"/>
-          <w:lang w:bidi="ar-SA"/>
-          <w14:ligatures w14:val="none"/>
-        </w:rPr>
-        <w:br/>
-        <w:t xml:space="preserve">    │   └── </w:t>
-      </w:r>
-      <w:proofErr w:type="spellStart"/>
-      <w:r>
-        <w:rPr>
-          <w:rFonts w:ascii="Consolas" w:eastAsia="MS Mincho" w:hAnsi="Consolas" w:cs="Arial"/>
-          <w:sz w:val="20"/>
-          <w:lang w:bidi="ar-SA"/>
-          <w14:ligatures w14:val="none"/>
-        </w:rPr>
-        <w:t>raw_event_type_mapping.json</w:t>
-      </w:r>
-      <w:proofErr w:type="spellEnd"/>
+        <w:t xml:space="preserve">    │   └── raw_event_type_mapping.json</w:t>
+      </w:r>
       <w:r>
         <w:rPr>
           <w:rFonts w:ascii="Consolas" w:eastAsia="MS Mincho" w:hAnsi="Consolas" w:cs="Arial"/>
@@ -15728,31 +15238,7 @@
           <w:lang w:bidi="ar-SA"/>
           <w14:ligatures w14:val="none"/>
         </w:rPr>
-        <w:t>1. `LSTM/artifacts/</w:t>
-      </w:r>
-      <w:proofErr w:type="spellStart"/>
-      <w:r>
-        <w:rPr>
-          <w:rFonts w:ascii="Calibri" w:eastAsia="MS Gothic" w:hAnsi="Calibri" w:cs="Times New Roman"/>
-          <w:b/>
-          <w:bCs/>
-          <w:color w:val="4F81BD"/>
-          <w:lang w:bidi="ar-SA"/>
-          <w14:ligatures w14:val="none"/>
-        </w:rPr>
-        <w:t>event_type_include.json</w:t>
-      </w:r>
-      <w:proofErr w:type="spellEnd"/>
-      <w:r>
-        <w:rPr>
-          <w:rFonts w:ascii="Calibri" w:eastAsia="MS Gothic" w:hAnsi="Calibri" w:cs="Times New Roman"/>
-          <w:b/>
-          <w:bCs/>
-          <w:color w:val="4F81BD"/>
-          <w:lang w:bidi="ar-SA"/>
-          <w14:ligatures w14:val="none"/>
-        </w:rPr>
-        <w:t>`</w:t>
+        <w:t>1. `LSTM/artifacts/event_type_include.json`</w:t>
       </w:r>
       <w:bookmarkEnd w:id="58"/>
     </w:p>
@@ -15939,25 +15425,7 @@
           <w:lang w:bidi="ar-SA"/>
           <w14:ligatures w14:val="none"/>
         </w:rPr>
-        <w:t>`</w:t>
-      </w:r>
-      <w:proofErr w:type="spellStart"/>
-      <w:r>
-        <w:rPr>
-          <w:rFonts w:ascii="Calibri" w:eastAsia="MS Mincho" w:hAnsi="Calibri" w:cs="Arial"/>
-          <w:lang w:bidi="ar-SA"/>
-          <w14:ligatures w14:val="none"/>
-        </w:rPr>
-        <w:t>service_event_prediction</w:t>
-      </w:r>
-      <w:proofErr w:type="spellEnd"/>
-      <w:r>
-        <w:rPr>
-          <w:rFonts w:ascii="Calibri" w:eastAsia="MS Mincho" w:hAnsi="Calibri" w:cs="Arial"/>
-          <w:lang w:bidi="ar-SA"/>
-          <w14:ligatures w14:val="none"/>
-        </w:rPr>
-        <w:t>/get_data_from_vertica.py`):</w:t>
+        <w:t>`service_event_prediction/get_data_from_vertica.py`):</w:t>
       </w:r>
     </w:p>
     <w:tbl>
@@ -16962,27 +16430,7 @@
           <w:lang w:bidi="ar-SA"/>
           <w14:ligatures w14:val="none"/>
         </w:rPr>
-        <w:t>python get_data_from_vertica.py --serials "10013,10043,10048" --start-date "2024-12-01 00:00:00" --end-date "2026-01-01 00:00:00" --out-</w:t>
-      </w:r>
-      <w:proofErr w:type="spellStart"/>
-      <w:r>
-        <w:rPr>
-          <w:rFonts w:ascii="Consolas" w:eastAsia="MS Mincho" w:hAnsi="Consolas" w:cs="Arial"/>
-          <w:sz w:val="20"/>
-          <w:lang w:bidi="ar-SA"/>
-          <w14:ligatures w14:val="none"/>
-        </w:rPr>
-        <w:t>dir</w:t>
-      </w:r>
-      <w:proofErr w:type="spellEnd"/>
-      <w:r>
-        <w:rPr>
-          <w:rFonts w:ascii="Consolas" w:eastAsia="MS Mincho" w:hAnsi="Consolas" w:cs="Arial"/>
-          <w:sz w:val="20"/>
-          <w:lang w:bidi="ar-SA"/>
-          <w14:ligatures w14:val="none"/>
-        </w:rPr>
-        <w:t xml:space="preserve"> "C:\DMSInnovation_Data\Raw_Data"</w:t>
+        <w:t>python get_data_from_vertica.py --serials "10013,10043,10048" --start-date "2024-12-01 00:00:00" --end-date "2026-01-01 00:00:00" --out-dir "C:\DMSInnovation_Data\Raw_Data"</w:t>
       </w:r>
     </w:p>
     <w:p>
@@ -17084,25 +16532,7 @@
           <w:lang w:bidi="ar-SA"/>
           <w14:ligatures w14:val="none"/>
         </w:rPr>
-        <w:t>Edit `LSTM/config.py` → `</w:t>
-      </w:r>
-      <w:proofErr w:type="spellStart"/>
-      <w:r>
-        <w:rPr>
-          <w:rFonts w:ascii="Calibri" w:eastAsia="MS Mincho" w:hAnsi="Calibri" w:cs="Arial"/>
-          <w:lang w:bidi="ar-SA"/>
-          <w14:ligatures w14:val="none"/>
-        </w:rPr>
-        <w:t>get_config</w:t>
-      </w:r>
-      <w:proofErr w:type="spellEnd"/>
-      <w:r>
-        <w:rPr>
-          <w:rFonts w:ascii="Calibri" w:eastAsia="MS Mincho" w:hAnsi="Calibri" w:cs="Arial"/>
-          <w:lang w:bidi="ar-SA"/>
-          <w14:ligatures w14:val="none"/>
-        </w:rPr>
-        <w:t>()` function. Key items to review/update:</w:t>
+        <w:t>Edit `LSTM/config.py` → `get_config()` function. Key items to review/update:</w:t>
       </w:r>
     </w:p>
     <w:p>
@@ -17155,25 +16585,7 @@
           <w:lang w:bidi="ar-SA"/>
           <w14:ligatures w14:val="none"/>
         </w:rPr>
-        <w:t>The pipeline auto-discovers `</w:t>
-      </w:r>
-      <w:proofErr w:type="spellStart"/>
-      <w:r>
-        <w:rPr>
-          <w:rFonts w:ascii="Calibri" w:eastAsia="MS Mincho" w:hAnsi="Calibri" w:cs="Arial"/>
-          <w:lang w:bidi="ar-SA"/>
-          <w14:ligatures w14:val="none"/>
-        </w:rPr>
-        <w:t>DMSInnovation_Data</w:t>
-      </w:r>
-      <w:proofErr w:type="spellEnd"/>
-      <w:r>
-        <w:rPr>
-          <w:rFonts w:ascii="Calibri" w:eastAsia="MS Mincho" w:hAnsi="Calibri" w:cs="Arial"/>
-          <w:lang w:bidi="ar-SA"/>
-          <w14:ligatures w14:val="none"/>
-        </w:rPr>
-        <w:t>` by scanning drive letters.</w:t>
+        <w:t>The pipeline auto-discovers `DMSInnovation_Data` by scanning drive letters.</w:t>
       </w:r>
     </w:p>
     <w:p>
@@ -17196,25 +16608,7 @@
           <w:lang w:bidi="ar-SA"/>
           <w14:ligatures w14:val="none"/>
         </w:rPr>
-        <w:t>Raw data root is auto-discovered from `</w:t>
-      </w:r>
-      <w:proofErr w:type="spellStart"/>
-      <w:r>
-        <w:rPr>
-          <w:rFonts w:ascii="Calibri" w:eastAsia="MS Mincho" w:hAnsi="Calibri" w:cs="Arial"/>
-          <w:lang w:bidi="ar-SA"/>
-          <w14:ligatures w14:val="none"/>
-        </w:rPr>
-        <w:t>DMSInnovationRawData</w:t>
-      </w:r>
-      <w:proofErr w:type="spellEnd"/>
-      <w:r>
-        <w:rPr>
-          <w:rFonts w:ascii="Calibri" w:eastAsia="MS Mincho" w:hAnsi="Calibri" w:cs="Arial"/>
-          <w:lang w:bidi="ar-SA"/>
-          <w14:ligatures w14:val="none"/>
-        </w:rPr>
-        <w:t>` or via `DMS_RAW_DATA_ROOT`</w:t>
+        <w:t>Raw data root is auto-discovered from `DMSInnovationRawData` or via `DMS_RAW_DATA_ROOT`</w:t>
       </w:r>
       <w:r>
         <w:rPr>
@@ -17268,25 +16662,7 @@
           <w:lang w:bidi="ar-SA"/>
           <w14:ligatures w14:val="none"/>
         </w:rPr>
-        <w:t>If your raw extraction output is at `C:\DMSInnovation_Data\Raw_Data`, make sure the `</w:t>
-      </w:r>
-      <w:proofErr w:type="spellStart"/>
-      <w:r>
-        <w:rPr>
-          <w:rFonts w:ascii="Calibri" w:eastAsia="MS Mincho" w:hAnsi="Calibri" w:cs="Arial"/>
-          <w:lang w:bidi="ar-SA"/>
-          <w14:ligatures w14:val="none"/>
-        </w:rPr>
-        <w:t>extract_dir</w:t>
-      </w:r>
-      <w:proofErr w:type="spellEnd"/>
-      <w:r>
-        <w:rPr>
-          <w:rFonts w:ascii="Calibri" w:eastAsia="MS Mincho" w:hAnsi="Calibri" w:cs="Arial"/>
-          <w:lang w:bidi="ar-SA"/>
-          <w14:ligatures w14:val="none"/>
-        </w:rPr>
-        <w:t>`</w:t>
+        <w:t>If your raw extraction output is at `C:\DMSInnovation_Data\Raw_Data`, make sure the `extract_dir`</w:t>
       </w:r>
       <w:r>
         <w:rPr>
@@ -17382,9 +16758,8 @@
           <w:lang w:bidi="ar-SA"/>
           <w14:ligatures w14:val="none"/>
         </w:rPr>
-        <w:t>"</w:t>
-      </w:r>
-      <w:proofErr w:type="spellStart"/>
+        <w:t>"run_normalize_extract": True,       # Stage 1: normalize raw CSVs</w:t>
+      </w:r>
       <w:r>
         <w:rPr>
           <w:rFonts w:ascii="Consolas" w:eastAsia="MS Mincho" w:hAnsi="Consolas" w:cs="Arial"/>
@@ -17392,9 +16767,9 @@
           <w:lang w:bidi="ar-SA"/>
           <w14:ligatures w14:val="none"/>
         </w:rPr>
-        <w:t>run_normalize_extract</w:t>
-      </w:r>
-      <w:proofErr w:type="spellEnd"/>
+        <w:br/>
+        <w:t>"run_infer_features": True,          # Stage 2: infer feature schema</w:t>
+      </w:r>
       <w:r>
         <w:rPr>
           <w:rFonts w:ascii="Consolas" w:eastAsia="MS Mincho" w:hAnsi="Consolas" w:cs="Arial"/>
@@ -17402,7 +16777,8 @@
           <w:lang w:bidi="ar-SA"/>
           <w14:ligatures w14:val="none"/>
         </w:rPr>
-        <w:t>": True,       # Stage 1: normalize raw CSVs</w:t>
+        <w:br/>
+        <w:t>"run_prepare_arrays": True,          # Stage 3: build arrays</w:t>
       </w:r>
       <w:r>
         <w:rPr>
@@ -17412,9 +16788,8 @@
           <w14:ligatures w14:val="none"/>
         </w:rPr>
         <w:br/>
-        <w:t>"</w:t>
-      </w:r>
-      <w:proofErr w:type="spellStart"/>
+        <w:t>"run_train_tabular_autoencoders": True,  # Stage 4: train tabular AEs</w:t>
+      </w:r>
       <w:r>
         <w:rPr>
           <w:rFonts w:ascii="Consolas" w:eastAsia="MS Mincho" w:hAnsi="Consolas" w:cs="Arial"/>
@@ -17422,9 +16797,9 @@
           <w:lang w:bidi="ar-SA"/>
           <w14:ligatures w14:val="none"/>
         </w:rPr>
-        <w:t>run_infer_features</w:t>
-      </w:r>
-      <w:proofErr w:type="spellEnd"/>
+        <w:br/>
+        <w:t>"run_train_air_autoencoder": True,   # Stage 5: train AIR AE</w:t>
+      </w:r>
       <w:r>
         <w:rPr>
           <w:rFonts w:ascii="Consolas" w:eastAsia="MS Mincho" w:hAnsi="Consolas" w:cs="Arial"/>
@@ -17432,7 +16807,8 @@
           <w:lang w:bidi="ar-SA"/>
           <w14:ligatures w14:val="none"/>
         </w:rPr>
-        <w:t>": True,          # Stage 2: infer feature schema</w:t>
+        <w:br/>
+        <w:t>"run_train_bad_detectors_encoder": True, # Stage 6: train bad det AE</w:t>
       </w:r>
       <w:r>
         <w:rPr>
@@ -17442,9 +16818,8 @@
           <w14:ligatures w14:val="none"/>
         </w:rPr>
         <w:br/>
-        <w:t>"</w:t>
-      </w:r>
-      <w:proofErr w:type="spellStart"/>
+        <w:t>"run_encode_tabular_rows": True,     # Stage 7: encode tabular</w:t>
+      </w:r>
       <w:r>
         <w:rPr>
           <w:rFonts w:ascii="Consolas" w:eastAsia="MS Mincho" w:hAnsi="Consolas" w:cs="Arial"/>
@@ -17452,9 +16827,9 @@
           <w:lang w:bidi="ar-SA"/>
           <w14:ligatures w14:val="none"/>
         </w:rPr>
-        <w:t>run_prepare_arrays</w:t>
-      </w:r>
-      <w:proofErr w:type="spellEnd"/>
+        <w:br/>
+        <w:t>"run_encode_air_embeddings": True,   # Stage 8: encode AIR</w:t>
+      </w:r>
       <w:r>
         <w:rPr>
           <w:rFonts w:ascii="Consolas" w:eastAsia="MS Mincho" w:hAnsi="Consolas" w:cs="Arial"/>
@@ -17462,7 +16837,8 @@
           <w:lang w:bidi="ar-SA"/>
           <w14:ligatures w14:val="none"/>
         </w:rPr>
-        <w:t>": True,          # Stage 3: build arrays</w:t>
+        <w:br/>
+        <w:t>"run_encode_bad_detectors_embeddings": True, # Stage 9: encode bad det</w:t>
       </w:r>
       <w:r>
         <w:rPr>
@@ -17472,9 +16848,7 @@
           <w14:ligatures w14:val="none"/>
         </w:rPr>
         <w:br/>
-        <w:t>"</w:t>
-      </w:r>
-      <w:proofErr w:type="spellStart"/>
+      </w:r>
       <w:r>
         <w:rPr>
           <w:rFonts w:ascii="Consolas" w:eastAsia="MS Mincho" w:hAnsi="Consolas" w:cs="Arial"/>
@@ -17482,9 +16856,9 @@
           <w:lang w:bidi="ar-SA"/>
           <w14:ligatures w14:val="none"/>
         </w:rPr>
-        <w:t>run_train_tabular_autoencoders</w:t>
-      </w:r>
-      <w:proofErr w:type="spellEnd"/>
+        <w:lastRenderedPageBreak/>
+        <w:t># Stages 10-11 (streams/anchors) always run</w:t>
+      </w:r>
       <w:r>
         <w:rPr>
           <w:rFonts w:ascii="Consolas" w:eastAsia="MS Mincho" w:hAnsi="Consolas" w:cs="Arial"/>
@@ -17492,7 +16866,8 @@
           <w:lang w:bidi="ar-SA"/>
           <w14:ligatures w14:val="none"/>
         </w:rPr>
-        <w:t>": True,  # Stage 4: train tabular AEs</w:t>
+        <w:br/>
+        <w:t>"run_train_model": True,             # Stage 12: train LSTM</w:t>
       </w:r>
       <w:r>
         <w:rPr>
@@ -17502,226 +16877,7 @@
           <w14:ligatures w14:val="none"/>
         </w:rPr>
         <w:br/>
-        <w:t>"</w:t>
-      </w:r>
-      <w:proofErr w:type="spellStart"/>
-      <w:r>
-        <w:rPr>
-          <w:rFonts w:ascii="Consolas" w:eastAsia="MS Mincho" w:hAnsi="Consolas" w:cs="Arial"/>
-          <w:sz w:val="20"/>
-          <w:lang w:bidi="ar-SA"/>
-          <w14:ligatures w14:val="none"/>
-        </w:rPr>
-        <w:t>run_train_air_autoencoder</w:t>
-      </w:r>
-      <w:proofErr w:type="spellEnd"/>
-      <w:r>
-        <w:rPr>
-          <w:rFonts w:ascii="Consolas" w:eastAsia="MS Mincho" w:hAnsi="Consolas" w:cs="Arial"/>
-          <w:sz w:val="20"/>
-          <w:lang w:bidi="ar-SA"/>
-          <w14:ligatures w14:val="none"/>
-        </w:rPr>
-        <w:t>": True,   # Stage 5: train AIR AE</w:t>
-      </w:r>
-      <w:r>
-        <w:rPr>
-          <w:rFonts w:ascii="Consolas" w:eastAsia="MS Mincho" w:hAnsi="Consolas" w:cs="Arial"/>
-          <w:sz w:val="20"/>
-          <w:lang w:bidi="ar-SA"/>
-          <w14:ligatures w14:val="none"/>
-        </w:rPr>
-        <w:br/>
-        <w:t>"</w:t>
-      </w:r>
-      <w:proofErr w:type="spellStart"/>
-      <w:r>
-        <w:rPr>
-          <w:rFonts w:ascii="Consolas" w:eastAsia="MS Mincho" w:hAnsi="Consolas" w:cs="Arial"/>
-          <w:sz w:val="20"/>
-          <w:lang w:bidi="ar-SA"/>
-          <w14:ligatures w14:val="none"/>
-        </w:rPr>
-        <w:t>run_train_bad_detectors_encoder</w:t>
-      </w:r>
-      <w:proofErr w:type="spellEnd"/>
-      <w:r>
-        <w:rPr>
-          <w:rFonts w:ascii="Consolas" w:eastAsia="MS Mincho" w:hAnsi="Consolas" w:cs="Arial"/>
-          <w:sz w:val="20"/>
-          <w:lang w:bidi="ar-SA"/>
-          <w14:ligatures w14:val="none"/>
-        </w:rPr>
-        <w:t>": True, # Stage 6: train bad det AE</w:t>
-      </w:r>
-      <w:r>
-        <w:rPr>
-          <w:rFonts w:ascii="Consolas" w:eastAsia="MS Mincho" w:hAnsi="Consolas" w:cs="Arial"/>
-          <w:sz w:val="20"/>
-          <w:lang w:bidi="ar-SA"/>
-          <w14:ligatures w14:val="none"/>
-        </w:rPr>
-        <w:br/>
-        <w:t>"</w:t>
-      </w:r>
-      <w:proofErr w:type="spellStart"/>
-      <w:r>
-        <w:rPr>
-          <w:rFonts w:ascii="Consolas" w:eastAsia="MS Mincho" w:hAnsi="Consolas" w:cs="Arial"/>
-          <w:sz w:val="20"/>
-          <w:lang w:bidi="ar-SA"/>
-          <w14:ligatures w14:val="none"/>
-        </w:rPr>
-        <w:t>run_encode_tabular_rows</w:t>
-      </w:r>
-      <w:proofErr w:type="spellEnd"/>
-      <w:r>
-        <w:rPr>
-          <w:rFonts w:ascii="Consolas" w:eastAsia="MS Mincho" w:hAnsi="Consolas" w:cs="Arial"/>
-          <w:sz w:val="20"/>
-          <w:lang w:bidi="ar-SA"/>
-          <w14:ligatures w14:val="none"/>
-        </w:rPr>
-        <w:t>": True,     # Stage 7: encode tabular</w:t>
-      </w:r>
-      <w:r>
-        <w:rPr>
-          <w:rFonts w:ascii="Consolas" w:eastAsia="MS Mincho" w:hAnsi="Consolas" w:cs="Arial"/>
-          <w:sz w:val="20"/>
-          <w:lang w:bidi="ar-SA"/>
-          <w14:ligatures w14:val="none"/>
-        </w:rPr>
-        <w:br/>
-        <w:t>"</w:t>
-      </w:r>
-      <w:proofErr w:type="spellStart"/>
-      <w:r>
-        <w:rPr>
-          <w:rFonts w:ascii="Consolas" w:eastAsia="MS Mincho" w:hAnsi="Consolas" w:cs="Arial"/>
-          <w:sz w:val="20"/>
-          <w:lang w:bidi="ar-SA"/>
-          <w14:ligatures w14:val="none"/>
-        </w:rPr>
-        <w:t>run_encode_air_embeddings</w:t>
-      </w:r>
-      <w:proofErr w:type="spellEnd"/>
-      <w:r>
-        <w:rPr>
-          <w:rFonts w:ascii="Consolas" w:eastAsia="MS Mincho" w:hAnsi="Consolas" w:cs="Arial"/>
-          <w:sz w:val="20"/>
-          <w:lang w:bidi="ar-SA"/>
-          <w14:ligatures w14:val="none"/>
-        </w:rPr>
-        <w:t>": True,   # Stage 8: encode AIR</w:t>
-      </w:r>
-      <w:r>
-        <w:rPr>
-          <w:rFonts w:ascii="Consolas" w:eastAsia="MS Mincho" w:hAnsi="Consolas" w:cs="Arial"/>
-          <w:sz w:val="20"/>
-          <w:lang w:bidi="ar-SA"/>
-          <w14:ligatures w14:val="none"/>
-        </w:rPr>
-        <w:br/>
-        <w:t>"</w:t>
-      </w:r>
-      <w:proofErr w:type="spellStart"/>
-      <w:r>
-        <w:rPr>
-          <w:rFonts w:ascii="Consolas" w:eastAsia="MS Mincho" w:hAnsi="Consolas" w:cs="Arial"/>
-          <w:sz w:val="20"/>
-          <w:lang w:bidi="ar-SA"/>
-          <w14:ligatures w14:val="none"/>
-        </w:rPr>
-        <w:t>run_encode_bad_detectors_embeddings</w:t>
-      </w:r>
-      <w:proofErr w:type="spellEnd"/>
-      <w:r>
-        <w:rPr>
-          <w:rFonts w:ascii="Consolas" w:eastAsia="MS Mincho" w:hAnsi="Consolas" w:cs="Arial"/>
-          <w:sz w:val="20"/>
-          <w:lang w:bidi="ar-SA"/>
-          <w14:ligatures w14:val="none"/>
-        </w:rPr>
-        <w:t>": True, # Stage 9: encode bad det</w:t>
-      </w:r>
-      <w:r>
-        <w:rPr>
-          <w:rFonts w:ascii="Consolas" w:eastAsia="MS Mincho" w:hAnsi="Consolas" w:cs="Arial"/>
-          <w:sz w:val="20"/>
-          <w:lang w:bidi="ar-SA"/>
-          <w14:ligatures w14:val="none"/>
-        </w:rPr>
-        <w:br/>
-      </w:r>
-      <w:r>
-        <w:rPr>
-          <w:rFonts w:ascii="Consolas" w:eastAsia="MS Mincho" w:hAnsi="Consolas" w:cs="Arial"/>
-          <w:sz w:val="20"/>
-          <w:lang w:bidi="ar-SA"/>
-          <w14:ligatures w14:val="none"/>
-        </w:rPr>
-        <w:lastRenderedPageBreak/>
-        <w:t># Stages 10-11 (streams/anchors) always run</w:t>
-      </w:r>
-      <w:r>
-        <w:rPr>
-          <w:rFonts w:ascii="Consolas" w:eastAsia="MS Mincho" w:hAnsi="Consolas" w:cs="Arial"/>
-          <w:sz w:val="20"/>
-          <w:lang w:bidi="ar-SA"/>
-          <w14:ligatures w14:val="none"/>
-        </w:rPr>
-        <w:br/>
-        <w:t>"</w:t>
-      </w:r>
-      <w:proofErr w:type="spellStart"/>
-      <w:r>
-        <w:rPr>
-          <w:rFonts w:ascii="Consolas" w:eastAsia="MS Mincho" w:hAnsi="Consolas" w:cs="Arial"/>
-          <w:sz w:val="20"/>
-          <w:lang w:bidi="ar-SA"/>
-          <w14:ligatures w14:val="none"/>
-        </w:rPr>
-        <w:t>run_train_model</w:t>
-      </w:r>
-      <w:proofErr w:type="spellEnd"/>
-      <w:r>
-        <w:rPr>
-          <w:rFonts w:ascii="Consolas" w:eastAsia="MS Mincho" w:hAnsi="Consolas" w:cs="Arial"/>
-          <w:sz w:val="20"/>
-          <w:lang w:bidi="ar-SA"/>
-          <w14:ligatures w14:val="none"/>
-        </w:rPr>
-        <w:t>": True,             # Stage 12: train LSTM</w:t>
-      </w:r>
-      <w:r>
-        <w:rPr>
-          <w:rFonts w:ascii="Consolas" w:eastAsia="MS Mincho" w:hAnsi="Consolas" w:cs="Arial"/>
-          <w:sz w:val="20"/>
-          <w:lang w:bidi="ar-SA"/>
-          <w14:ligatures w14:val="none"/>
-        </w:rPr>
-        <w:br/>
-        <w:t>"</w:t>
-      </w:r>
-      <w:proofErr w:type="spellStart"/>
-      <w:r>
-        <w:rPr>
-          <w:rFonts w:ascii="Consolas" w:eastAsia="MS Mincho" w:hAnsi="Consolas" w:cs="Arial"/>
-          <w:sz w:val="20"/>
-          <w:lang w:bidi="ar-SA"/>
-          <w14:ligatures w14:val="none"/>
-        </w:rPr>
-        <w:t>run_inference</w:t>
-      </w:r>
-      <w:proofErr w:type="spellEnd"/>
-      <w:r>
-        <w:rPr>
-          <w:rFonts w:ascii="Consolas" w:eastAsia="MS Mincho" w:hAnsi="Consolas" w:cs="Arial"/>
-          <w:sz w:val="20"/>
-          <w:lang w:bidi="ar-SA"/>
-          <w14:ligatures w14:val="none"/>
-        </w:rPr>
-        <w:t>": True,               # Stage 13: run inference</w:t>
+        <w:t>"run_inference": True,               # Stage 13: run inference</w:t>
       </w:r>
     </w:p>
     <w:p>
@@ -17771,9 +16927,8 @@
           <w:lang w:bidi="ar-SA"/>
           <w14:ligatures w14:val="none"/>
         </w:rPr>
-        <w:t>"</w:t>
-      </w:r>
-      <w:proofErr w:type="spellStart"/>
+        <w:t>"force_retrain_air_autoencoder": True,</w:t>
+      </w:r>
       <w:r>
         <w:rPr>
           <w:rFonts w:ascii="Consolas" w:eastAsia="MS Mincho" w:hAnsi="Consolas" w:cs="Arial"/>
@@ -17781,9 +16936,9 @@
           <w:lang w:bidi="ar-SA"/>
           <w14:ligatures w14:val="none"/>
         </w:rPr>
-        <w:t>force_retrain_air_autoencoder</w:t>
-      </w:r>
-      <w:proofErr w:type="spellEnd"/>
+        <w:br/>
+        <w:t>"force_retrain_tabular_autoencoders": True,</w:t>
+      </w:r>
       <w:r>
         <w:rPr>
           <w:rFonts w:ascii="Consolas" w:eastAsia="MS Mincho" w:hAnsi="Consolas" w:cs="Arial"/>
@@ -17791,7 +16946,8 @@
           <w:lang w:bidi="ar-SA"/>
           <w14:ligatures w14:val="none"/>
         </w:rPr>
-        <w:t>": True,</w:t>
+        <w:br/>
+        <w:t>"force_retrain_bad_detectors_autoencoder": True,</w:t>
       </w:r>
       <w:r>
         <w:rPr>
@@ -17801,9 +16957,8 @@
           <w14:ligatures w14:val="none"/>
         </w:rPr>
         <w:br/>
-        <w:t>"</w:t>
-      </w:r>
-      <w:proofErr w:type="spellStart"/>
+        <w:t>"force_reencode_air_embeddings": True,</w:t>
+      </w:r>
       <w:r>
         <w:rPr>
           <w:rFonts w:ascii="Consolas" w:eastAsia="MS Mincho" w:hAnsi="Consolas" w:cs="Arial"/>
@@ -17811,9 +16966,9 @@
           <w:lang w:bidi="ar-SA"/>
           <w14:ligatures w14:val="none"/>
         </w:rPr>
-        <w:t>force_retrain_tabular_autoencoders</w:t>
-      </w:r>
-      <w:proofErr w:type="spellEnd"/>
+        <w:br/>
+        <w:t>"force_reencode_tabular_rows": True,</w:t>
+      </w:r>
       <w:r>
         <w:rPr>
           <w:rFonts w:ascii="Consolas" w:eastAsia="MS Mincho" w:hAnsi="Consolas" w:cs="Arial"/>
@@ -17821,7 +16976,8 @@
           <w:lang w:bidi="ar-SA"/>
           <w14:ligatures w14:val="none"/>
         </w:rPr>
-        <w:t>": True,</w:t>
+        <w:br/>
+        <w:t>"force_reencode_bad_detectors_embeddings": True,</w:t>
       </w:r>
       <w:r>
         <w:rPr>
@@ -17831,147 +16987,7 @@
           <w14:ligatures w14:val="none"/>
         </w:rPr>
         <w:br/>
-        <w:t>"</w:t>
-      </w:r>
-      <w:proofErr w:type="spellStart"/>
-      <w:r>
-        <w:rPr>
-          <w:rFonts w:ascii="Consolas" w:eastAsia="MS Mincho" w:hAnsi="Consolas" w:cs="Arial"/>
-          <w:sz w:val="20"/>
-          <w:lang w:bidi="ar-SA"/>
-          <w14:ligatures w14:val="none"/>
-        </w:rPr>
-        <w:t>force_retrain_bad_detectors_autoencoder</w:t>
-      </w:r>
-      <w:proofErr w:type="spellEnd"/>
-      <w:r>
-        <w:rPr>
-          <w:rFonts w:ascii="Consolas" w:eastAsia="MS Mincho" w:hAnsi="Consolas" w:cs="Arial"/>
-          <w:sz w:val="20"/>
-          <w:lang w:bidi="ar-SA"/>
-          <w14:ligatures w14:val="none"/>
-        </w:rPr>
-        <w:t>": True,</w:t>
-      </w:r>
-      <w:r>
-        <w:rPr>
-          <w:rFonts w:ascii="Consolas" w:eastAsia="MS Mincho" w:hAnsi="Consolas" w:cs="Arial"/>
-          <w:sz w:val="20"/>
-          <w:lang w:bidi="ar-SA"/>
-          <w14:ligatures w14:val="none"/>
-        </w:rPr>
-        <w:br/>
-        <w:t>"</w:t>
-      </w:r>
-      <w:proofErr w:type="spellStart"/>
-      <w:r>
-        <w:rPr>
-          <w:rFonts w:ascii="Consolas" w:eastAsia="MS Mincho" w:hAnsi="Consolas" w:cs="Arial"/>
-          <w:sz w:val="20"/>
-          <w:lang w:bidi="ar-SA"/>
-          <w14:ligatures w14:val="none"/>
-        </w:rPr>
-        <w:t>force_reencode_air_embeddings</w:t>
-      </w:r>
-      <w:proofErr w:type="spellEnd"/>
-      <w:r>
-        <w:rPr>
-          <w:rFonts w:ascii="Consolas" w:eastAsia="MS Mincho" w:hAnsi="Consolas" w:cs="Arial"/>
-          <w:sz w:val="20"/>
-          <w:lang w:bidi="ar-SA"/>
-          <w14:ligatures w14:val="none"/>
-        </w:rPr>
-        <w:t>": True,</w:t>
-      </w:r>
-      <w:r>
-        <w:rPr>
-          <w:rFonts w:ascii="Consolas" w:eastAsia="MS Mincho" w:hAnsi="Consolas" w:cs="Arial"/>
-          <w:sz w:val="20"/>
-          <w:lang w:bidi="ar-SA"/>
-          <w14:ligatures w14:val="none"/>
-        </w:rPr>
-        <w:br/>
-        <w:t>"</w:t>
-      </w:r>
-      <w:proofErr w:type="spellStart"/>
-      <w:r>
-        <w:rPr>
-          <w:rFonts w:ascii="Consolas" w:eastAsia="MS Mincho" w:hAnsi="Consolas" w:cs="Arial"/>
-          <w:sz w:val="20"/>
-          <w:lang w:bidi="ar-SA"/>
-          <w14:ligatures w14:val="none"/>
-        </w:rPr>
-        <w:t>force_reencode_tabular_rows</w:t>
-      </w:r>
-      <w:proofErr w:type="spellEnd"/>
-      <w:r>
-        <w:rPr>
-          <w:rFonts w:ascii="Consolas" w:eastAsia="MS Mincho" w:hAnsi="Consolas" w:cs="Arial"/>
-          <w:sz w:val="20"/>
-          <w:lang w:bidi="ar-SA"/>
-          <w14:ligatures w14:val="none"/>
-        </w:rPr>
-        <w:t>": True,</w:t>
-      </w:r>
-      <w:r>
-        <w:rPr>
-          <w:rFonts w:ascii="Consolas" w:eastAsia="MS Mincho" w:hAnsi="Consolas" w:cs="Arial"/>
-          <w:sz w:val="20"/>
-          <w:lang w:bidi="ar-SA"/>
-          <w14:ligatures w14:val="none"/>
-        </w:rPr>
-        <w:br/>
-        <w:t>"</w:t>
-      </w:r>
-      <w:proofErr w:type="spellStart"/>
-      <w:r>
-        <w:rPr>
-          <w:rFonts w:ascii="Consolas" w:eastAsia="MS Mincho" w:hAnsi="Consolas" w:cs="Arial"/>
-          <w:sz w:val="20"/>
-          <w:lang w:bidi="ar-SA"/>
-          <w14:ligatures w14:val="none"/>
-        </w:rPr>
-        <w:t>force_reencode_bad_detectors_embeddings</w:t>
-      </w:r>
-      <w:proofErr w:type="spellEnd"/>
-      <w:r>
-        <w:rPr>
-          <w:rFonts w:ascii="Consolas" w:eastAsia="MS Mincho" w:hAnsi="Consolas" w:cs="Arial"/>
-          <w:sz w:val="20"/>
-          <w:lang w:bidi="ar-SA"/>
-          <w14:ligatures w14:val="none"/>
-        </w:rPr>
-        <w:t>": True,</w:t>
-      </w:r>
-      <w:r>
-        <w:rPr>
-          <w:rFonts w:ascii="Consolas" w:eastAsia="MS Mincho" w:hAnsi="Consolas" w:cs="Arial"/>
-          <w:sz w:val="20"/>
-          <w:lang w:bidi="ar-SA"/>
-          <w14:ligatures w14:val="none"/>
-        </w:rPr>
-        <w:br/>
-        <w:t>"</w:t>
-      </w:r>
-      <w:proofErr w:type="spellStart"/>
-      <w:r>
-        <w:rPr>
-          <w:rFonts w:ascii="Consolas" w:eastAsia="MS Mincho" w:hAnsi="Consolas" w:cs="Arial"/>
-          <w:sz w:val="20"/>
-          <w:lang w:bidi="ar-SA"/>
-          <w14:ligatures w14:val="none"/>
-        </w:rPr>
-        <w:t>delete_existing_arrays_before_prepare</w:t>
-      </w:r>
-      <w:proofErr w:type="spellEnd"/>
-      <w:r>
-        <w:rPr>
-          <w:rFonts w:ascii="Consolas" w:eastAsia="MS Mincho" w:hAnsi="Consolas" w:cs="Arial"/>
-          <w:sz w:val="20"/>
-          <w:lang w:bidi="ar-SA"/>
-          <w14:ligatures w14:val="none"/>
-        </w:rPr>
-        <w:t>": True,  # Wipe old arrays</w:t>
+        <w:t>"delete_existing_arrays_before_prepare": True,  # Wipe old arrays</w:t>
       </w:r>
     </w:p>
     <w:p>
@@ -18031,9 +17047,8 @@
           <w14:ligatures w14:val="none"/>
         </w:rPr>
         <w:br/>
-        <w:t>"</w:t>
-      </w:r>
-      <w:proofErr w:type="spellStart"/>
+        <w:t>"inference_device": "cuda:1",  # Inference device (change to cuda:0 if single GPU)</w:t>
+      </w:r>
       <w:r>
         <w:rPr>
           <w:rFonts w:ascii="Consolas" w:eastAsia="MS Mincho" w:hAnsi="Consolas" w:cs="Arial"/>
@@ -18041,9 +17056,9 @@
           <w:lang w:bidi="ar-SA"/>
           <w14:ligatures w14:val="none"/>
         </w:rPr>
-        <w:t>inference_device</w:t>
-      </w:r>
-      <w:proofErr w:type="spellEnd"/>
+        <w:br/>
+        <w:t>"air_autoencoder_device": "cuda:0",</w:t>
+      </w:r>
       <w:r>
         <w:rPr>
           <w:rFonts w:ascii="Consolas" w:eastAsia="MS Mincho" w:hAnsi="Consolas" w:cs="Arial"/>
@@ -18051,67 +17066,8 @@
           <w:lang w:bidi="ar-SA"/>
           <w14:ligatures w14:val="none"/>
         </w:rPr>
-        <w:t>": "cuda:1",  # Inference device (change to cuda:0 if single GPU)</w:t>
-      </w:r>
-      <w:r>
-        <w:rPr>
-          <w:rFonts w:ascii="Consolas" w:eastAsia="MS Mincho" w:hAnsi="Consolas" w:cs="Arial"/>
-          <w:sz w:val="20"/>
-          <w:lang w:bidi="ar-SA"/>
-          <w14:ligatures w14:val="none"/>
-        </w:rPr>
         <w:br/>
-        <w:t>"</w:t>
-      </w:r>
-      <w:proofErr w:type="spellStart"/>
-      <w:r>
-        <w:rPr>
-          <w:rFonts w:ascii="Consolas" w:eastAsia="MS Mincho" w:hAnsi="Consolas" w:cs="Arial"/>
-          <w:sz w:val="20"/>
-          <w:lang w:bidi="ar-SA"/>
-          <w14:ligatures w14:val="none"/>
-        </w:rPr>
-        <w:t>air_autoencoder_device</w:t>
-      </w:r>
-      <w:proofErr w:type="spellEnd"/>
-      <w:r>
-        <w:rPr>
-          <w:rFonts w:ascii="Consolas" w:eastAsia="MS Mincho" w:hAnsi="Consolas" w:cs="Arial"/>
-          <w:sz w:val="20"/>
-          <w:lang w:bidi="ar-SA"/>
-          <w14:ligatures w14:val="none"/>
-        </w:rPr>
-        <w:t>": "cuda:0",</w:t>
-      </w:r>
-      <w:r>
-        <w:rPr>
-          <w:rFonts w:ascii="Consolas" w:eastAsia="MS Mincho" w:hAnsi="Consolas" w:cs="Arial"/>
-          <w:sz w:val="20"/>
-          <w:lang w:bidi="ar-SA"/>
-          <w14:ligatures w14:val="none"/>
-        </w:rPr>
-        <w:br/>
-        <w:t>"</w:t>
-      </w:r>
-      <w:proofErr w:type="spellStart"/>
-      <w:r>
-        <w:rPr>
-          <w:rFonts w:ascii="Consolas" w:eastAsia="MS Mincho" w:hAnsi="Consolas" w:cs="Arial"/>
-          <w:sz w:val="20"/>
-          <w:lang w:bidi="ar-SA"/>
-          <w14:ligatures w14:val="none"/>
-        </w:rPr>
-        <w:t>tabular_autoencoder_device</w:t>
-      </w:r>
-      <w:proofErr w:type="spellEnd"/>
-      <w:r>
-        <w:rPr>
-          <w:rFonts w:ascii="Consolas" w:eastAsia="MS Mincho" w:hAnsi="Consolas" w:cs="Arial"/>
-          <w:sz w:val="20"/>
-          <w:lang w:bidi="ar-SA"/>
-          <w14:ligatures w14:val="none"/>
-        </w:rPr>
-        <w:t>": "cuda:0",</w:t>
+        <w:t>"tabular_autoencoder_device": "cuda:0",</w:t>
       </w:r>
     </w:p>
     <w:p>
@@ -18187,25 +17143,7 @@
           <w:lang w:bidi="ar-SA"/>
           <w14:ligatures w14:val="none"/>
         </w:rPr>
-        <w:t>`</w:t>
-      </w:r>
-      <w:proofErr w:type="spellStart"/>
-      <w:r>
-        <w:rPr>
-          <w:rFonts w:ascii="Calibri" w:eastAsia="MS Mincho" w:hAnsi="Calibri" w:cs="Arial"/>
-          <w:lang w:bidi="ar-SA"/>
-          <w14:ligatures w14:val="none"/>
-        </w:rPr>
-        <w:t>lr</w:t>
-      </w:r>
-      <w:proofErr w:type="spellEnd"/>
-      <w:r>
-        <w:rPr>
-          <w:rFonts w:ascii="Calibri" w:eastAsia="MS Mincho" w:hAnsi="Calibri" w:cs="Arial"/>
-          <w:lang w:bidi="ar-SA"/>
-          <w14:ligatures w14:val="none"/>
-        </w:rPr>
-        <w:t>`: 3e-4 (learning rate)</w:t>
+        <w:t>`lr`: 3e-4 (learning rate)</w:t>
       </w:r>
     </w:p>
     <w:p>
@@ -18251,25 +17189,7 @@
           <w:lang w:bidi="ar-SA"/>
           <w14:ligatures w14:val="none"/>
         </w:rPr>
-        <w:t>`</w:t>
-      </w:r>
-      <w:proofErr w:type="spellStart"/>
-      <w:r>
-        <w:rPr>
-          <w:rFonts w:ascii="Calibri" w:eastAsia="MS Mincho" w:hAnsi="Calibri" w:cs="Arial"/>
-          <w:lang w:bidi="ar-SA"/>
-          <w14:ligatures w14:val="none"/>
-        </w:rPr>
-        <w:t>batch_size</w:t>
-      </w:r>
-      <w:proofErr w:type="spellEnd"/>
-      <w:r>
-        <w:rPr>
-          <w:rFonts w:ascii="Calibri" w:eastAsia="MS Mincho" w:hAnsi="Calibri" w:cs="Arial"/>
-          <w:lang w:bidi="ar-SA"/>
-          <w14:ligatures w14:val="none"/>
-        </w:rPr>
-        <w:t>`: 16</w:t>
+        <w:t>`batch_size`: 16</w:t>
       </w:r>
     </w:p>
     <w:p>
@@ -18292,25 +17212,7 @@
           <w:lang w:bidi="ar-SA"/>
           <w14:ligatures w14:val="none"/>
         </w:rPr>
-        <w:t>`</w:t>
-      </w:r>
-      <w:proofErr w:type="spellStart"/>
-      <w:r>
-        <w:rPr>
-          <w:rFonts w:ascii="Calibri" w:eastAsia="MS Mincho" w:hAnsi="Calibri" w:cs="Arial"/>
-          <w:lang w:bidi="ar-SA"/>
-          <w14:ligatures w14:val="none"/>
-        </w:rPr>
-        <w:t>tbptt_chunk_rows</w:t>
-      </w:r>
-      <w:proofErr w:type="spellEnd"/>
-      <w:r>
-        <w:rPr>
-          <w:rFonts w:ascii="Calibri" w:eastAsia="MS Mincho" w:hAnsi="Calibri" w:cs="Arial"/>
-          <w:lang w:bidi="ar-SA"/>
-          <w14:ligatures w14:val="none"/>
-        </w:rPr>
-        <w:t>`: 6000</w:t>
+        <w:t>`tbptt_chunk_rows`: 6000</w:t>
       </w:r>
     </w:p>
     <w:p>
@@ -18421,23 +17323,13 @@
           <w14:ligatures w14:val="none"/>
         </w:rPr>
       </w:pPr>
-      <w:proofErr w:type="spellStart"/>
       <w:r>
         <w:rPr>
           <w:rFonts w:ascii="Calibri" w:eastAsia="MS Mincho" w:hAnsi="Calibri" w:cs="Arial"/>
           <w:lang w:bidi="ar-SA"/>
           <w14:ligatures w14:val="none"/>
         </w:rPr>
-        <w:t>normalize_extract</w:t>
-      </w:r>
-      <w:proofErr w:type="spellEnd"/>
-      <w:r>
-        <w:rPr>
-          <w:rFonts w:ascii="Calibri" w:eastAsia="MS Mincho" w:hAnsi="Calibri" w:cs="Arial"/>
-          <w:lang w:bidi="ar-SA"/>
-          <w14:ligatures w14:val="none"/>
-        </w:rPr>
-        <w:t xml:space="preserve"> – Convert raw CSVs to sorted/deduped normalized store</w:t>
+        <w:t>normalize_extract – Convert raw CSVs to sorted/deduped normalized store</w:t>
       </w:r>
     </w:p>
     <w:p>
@@ -18454,23 +17346,13 @@
           <w14:ligatures w14:val="none"/>
         </w:rPr>
       </w:pPr>
-      <w:proofErr w:type="spellStart"/>
       <w:r>
         <w:rPr>
           <w:rFonts w:ascii="Calibri" w:eastAsia="MS Mincho" w:hAnsi="Calibri" w:cs="Arial"/>
           <w:lang w:bidi="ar-SA"/>
           <w14:ligatures w14:val="none"/>
         </w:rPr>
-        <w:t>infer_features</w:t>
-      </w:r>
-      <w:proofErr w:type="spellEnd"/>
-      <w:r>
-        <w:rPr>
-          <w:rFonts w:ascii="Calibri" w:eastAsia="MS Mincho" w:hAnsi="Calibri" w:cs="Arial"/>
-          <w:lang w:bidi="ar-SA"/>
-          <w14:ligatures w14:val="none"/>
-        </w:rPr>
-        <w:t xml:space="preserve"> – Detect column types and build feature schemas</w:t>
+        <w:t>infer_features – Detect column types and build feature schemas</w:t>
       </w:r>
     </w:p>
     <w:p>
@@ -18487,41 +17369,13 @@
           <w14:ligatures w14:val="none"/>
         </w:rPr>
       </w:pPr>
-      <w:proofErr w:type="spellStart"/>
       <w:r>
         <w:rPr>
           <w:rFonts w:ascii="Calibri" w:eastAsia="MS Mincho" w:hAnsi="Calibri" w:cs="Arial"/>
           <w:lang w:bidi="ar-SA"/>
           <w14:ligatures w14:val="none"/>
         </w:rPr>
-        <w:t>prepare_arrays</w:t>
-      </w:r>
-      <w:proofErr w:type="spellEnd"/>
-      <w:r>
-        <w:rPr>
-          <w:rFonts w:ascii="Calibri" w:eastAsia="MS Mincho" w:hAnsi="Calibri" w:cs="Arial"/>
-          <w:lang w:bidi="ar-SA"/>
-          <w14:ligatures w14:val="none"/>
-        </w:rPr>
-        <w:t xml:space="preserve"> – Build per-serial </w:t>
-      </w:r>
-      <w:proofErr w:type="spellStart"/>
-      <w:r>
-        <w:rPr>
-          <w:rFonts w:ascii="Calibri" w:eastAsia="MS Mincho" w:hAnsi="Calibri" w:cs="Arial"/>
-          <w:lang w:bidi="ar-SA"/>
-          <w14:ligatures w14:val="none"/>
-        </w:rPr>
-        <w:t>numpy</w:t>
-      </w:r>
-      <w:proofErr w:type="spellEnd"/>
-      <w:r>
-        <w:rPr>
-          <w:rFonts w:ascii="Calibri" w:eastAsia="MS Mincho" w:hAnsi="Calibri" w:cs="Arial"/>
-          <w:lang w:bidi="ar-SA"/>
-          <w14:ligatures w14:val="none"/>
-        </w:rPr>
-        <w:t xml:space="preserve"> arrays from normalized data</w:t>
+        <w:t>prepare_arrays – Build per-serial numpy arrays from normalized data</w:t>
       </w:r>
     </w:p>
     <w:p>
@@ -18538,23 +17392,13 @@
           <w14:ligatures w14:val="none"/>
         </w:rPr>
       </w:pPr>
-      <w:proofErr w:type="spellStart"/>
       <w:r>
         <w:rPr>
           <w:rFonts w:ascii="Calibri" w:eastAsia="MS Mincho" w:hAnsi="Calibri" w:cs="Arial"/>
           <w:lang w:bidi="ar-SA"/>
           <w14:ligatures w14:val="none"/>
         </w:rPr>
-        <w:t>train_tabular_autoencoders</w:t>
-      </w:r>
-      <w:proofErr w:type="spellEnd"/>
-      <w:r>
-        <w:rPr>
-          <w:rFonts w:ascii="Calibri" w:eastAsia="MS Mincho" w:hAnsi="Calibri" w:cs="Arial"/>
-          <w:lang w:bidi="ar-SA"/>
-          <w14:ligatures w14:val="none"/>
-        </w:rPr>
-        <w:t xml:space="preserve"> – Train one autoencoder per tabular log type</w:t>
+        <w:t>train_tabular_autoencoders – Train one autoencoder per tabular log type</w:t>
       </w:r>
     </w:p>
     <w:p>
@@ -18571,23 +17415,13 @@
           <w14:ligatures w14:val="none"/>
         </w:rPr>
       </w:pPr>
-      <w:proofErr w:type="spellStart"/>
       <w:r>
         <w:rPr>
           <w:rFonts w:ascii="Calibri" w:eastAsia="MS Mincho" w:hAnsi="Calibri" w:cs="Arial"/>
           <w:lang w:bidi="ar-SA"/>
           <w14:ligatures w14:val="none"/>
         </w:rPr>
-        <w:t>train_air_autoencoder</w:t>
-      </w:r>
-      <w:proofErr w:type="spellEnd"/>
-      <w:r>
-        <w:rPr>
-          <w:rFonts w:ascii="Calibri" w:eastAsia="MS Mincho" w:hAnsi="Calibri" w:cs="Arial"/>
-          <w:lang w:bidi="ar-SA"/>
-          <w14:ligatures w14:val="none"/>
-        </w:rPr>
-        <w:t xml:space="preserve"> – Train convolutional autoencoder for AIR calibration frames</w:t>
+        <w:t>train_air_autoencoder – Train convolutional autoencoder for AIR calibration frames</w:t>
       </w:r>
     </w:p>
     <w:p>
@@ -18604,23 +17438,13 @@
           <w14:ligatures w14:val="none"/>
         </w:rPr>
       </w:pPr>
-      <w:proofErr w:type="spellStart"/>
       <w:r>
         <w:rPr>
           <w:rFonts w:ascii="Calibri" w:eastAsia="MS Mincho" w:hAnsi="Calibri" w:cs="Arial"/>
           <w:lang w:bidi="ar-SA"/>
           <w14:ligatures w14:val="none"/>
         </w:rPr>
-        <w:t>train_bad_detectors_encoder</w:t>
-      </w:r>
-      <w:proofErr w:type="spellEnd"/>
-      <w:r>
-        <w:rPr>
-          <w:rFonts w:ascii="Calibri" w:eastAsia="MS Mincho" w:hAnsi="Calibri" w:cs="Arial"/>
-          <w:lang w:bidi="ar-SA"/>
-          <w14:ligatures w14:val="none"/>
-        </w:rPr>
-        <w:t xml:space="preserve"> – Train autoencoder for bad detector binary frames</w:t>
+        <w:t>train_bad_detectors_encoder – Train autoencoder for bad detector binary frames</w:t>
       </w:r>
     </w:p>
     <w:p>
@@ -18637,23 +17461,13 @@
           <w14:ligatures w14:val="none"/>
         </w:rPr>
       </w:pPr>
-      <w:proofErr w:type="spellStart"/>
       <w:r>
         <w:rPr>
           <w:rFonts w:ascii="Calibri" w:eastAsia="MS Mincho" w:hAnsi="Calibri" w:cs="Arial"/>
           <w:lang w:bidi="ar-SA"/>
           <w14:ligatures w14:val="none"/>
         </w:rPr>
-        <w:t>encode_tabular_rows</w:t>
-      </w:r>
-      <w:proofErr w:type="spellEnd"/>
-      <w:r>
-        <w:rPr>
-          <w:rFonts w:ascii="Calibri" w:eastAsia="MS Mincho" w:hAnsi="Calibri" w:cs="Arial"/>
-          <w:lang w:bidi="ar-SA"/>
-          <w14:ligatures w14:val="none"/>
-        </w:rPr>
-        <w:t xml:space="preserve"> – Encode all tabular rows to latent vectors</w:t>
+        <w:t>encode_tabular_rows – Encode all tabular rows to latent vectors</w:t>
       </w:r>
     </w:p>
     <w:p>
@@ -18670,23 +17484,13 @@
           <w14:ligatures w14:val="none"/>
         </w:rPr>
       </w:pPr>
-      <w:proofErr w:type="spellStart"/>
       <w:r>
         <w:rPr>
           <w:rFonts w:ascii="Calibri" w:eastAsia="MS Mincho" w:hAnsi="Calibri" w:cs="Arial"/>
           <w:lang w:bidi="ar-SA"/>
           <w14:ligatures w14:val="none"/>
         </w:rPr>
-        <w:t>encode_air_embeddings</w:t>
-      </w:r>
-      <w:proofErr w:type="spellEnd"/>
-      <w:r>
-        <w:rPr>
-          <w:rFonts w:ascii="Calibri" w:eastAsia="MS Mincho" w:hAnsi="Calibri" w:cs="Arial"/>
-          <w:lang w:bidi="ar-SA"/>
-          <w14:ligatures w14:val="none"/>
-        </w:rPr>
-        <w:t xml:space="preserve"> – Encode AIR frames to embeddings</w:t>
+        <w:t>encode_air_embeddings – Encode AIR frames to embeddings</w:t>
       </w:r>
     </w:p>
     <w:p>
@@ -18703,23 +17507,13 @@
           <w14:ligatures w14:val="none"/>
         </w:rPr>
       </w:pPr>
-      <w:proofErr w:type="spellStart"/>
       <w:r>
         <w:rPr>
           <w:rFonts w:ascii="Calibri" w:eastAsia="MS Mincho" w:hAnsi="Calibri" w:cs="Arial"/>
           <w:lang w:bidi="ar-SA"/>
           <w14:ligatures w14:val="none"/>
         </w:rPr>
-        <w:t>encode_bad_detectors_embeddings</w:t>
-      </w:r>
-      <w:proofErr w:type="spellEnd"/>
-      <w:r>
-        <w:rPr>
-          <w:rFonts w:ascii="Calibri" w:eastAsia="MS Mincho" w:hAnsi="Calibri" w:cs="Arial"/>
-          <w:lang w:bidi="ar-SA"/>
-          <w14:ligatures w14:val="none"/>
-        </w:rPr>
-        <w:t xml:space="preserve"> – Encode bad detector frames to embeddings</w:t>
+        <w:t>encode_bad_detectors_embeddings – Encode bad detector frames to embeddings</w:t>
       </w:r>
     </w:p>
     <w:p>
@@ -18736,23 +17530,13 @@
           <w14:ligatures w14:val="none"/>
         </w:rPr>
       </w:pPr>
-      <w:proofErr w:type="spellStart"/>
       <w:r>
         <w:rPr>
           <w:rFonts w:ascii="Calibri" w:eastAsia="MS Mincho" w:hAnsi="Calibri" w:cs="Arial"/>
           <w:lang w:bidi="ar-SA"/>
           <w14:ligatures w14:val="none"/>
         </w:rPr>
-        <w:t>build_tbptt_streams</w:t>
-      </w:r>
-      <w:proofErr w:type="spellEnd"/>
-      <w:r>
-        <w:rPr>
-          <w:rFonts w:ascii="Calibri" w:eastAsia="MS Mincho" w:hAnsi="Calibri" w:cs="Arial"/>
-          <w:lang w:bidi="ar-SA"/>
-          <w14:ligatures w14:val="none"/>
-        </w:rPr>
-        <w:t xml:space="preserve"> – Merge all embeddings into chronological per-serial streams</w:t>
+        <w:t>build_tbptt_streams – Merge all embeddings into chronological per-serial streams</w:t>
       </w:r>
     </w:p>
     <w:p>
@@ -18769,23 +17553,13 @@
           <w14:ligatures w14:val="none"/>
         </w:rPr>
       </w:pPr>
-      <w:proofErr w:type="spellStart"/>
       <w:r>
         <w:rPr>
           <w:rFonts w:ascii="Calibri" w:eastAsia="MS Mincho" w:hAnsi="Calibri" w:cs="Arial"/>
           <w:lang w:bidi="ar-SA"/>
           <w14:ligatures w14:val="none"/>
         </w:rPr>
-        <w:t>build_tbptt_anchors</w:t>
-      </w:r>
-      <w:proofErr w:type="spellEnd"/>
-      <w:r>
-        <w:rPr>
-          <w:rFonts w:ascii="Calibri" w:eastAsia="MS Mincho" w:hAnsi="Calibri" w:cs="Arial"/>
-          <w:lang w:bidi="ar-SA"/>
-          <w14:ligatures w14:val="none"/>
-        </w:rPr>
-        <w:t xml:space="preserve"> – Build supervision anchor table with labels</w:t>
+        <w:t>build_tbptt_anchors – Build supervision anchor table with labels</w:t>
       </w:r>
     </w:p>
     <w:p>
@@ -18802,23 +17576,13 @@
           <w14:ligatures w14:val="none"/>
         </w:rPr>
       </w:pPr>
-      <w:proofErr w:type="spellStart"/>
       <w:r>
         <w:rPr>
           <w:rFonts w:ascii="Calibri" w:eastAsia="MS Mincho" w:hAnsi="Calibri" w:cs="Arial"/>
           <w:lang w:bidi="ar-SA"/>
           <w14:ligatures w14:val="none"/>
         </w:rPr>
-        <w:t>train_model</w:t>
-      </w:r>
-      <w:proofErr w:type="spellEnd"/>
-      <w:r>
-        <w:rPr>
-          <w:rFonts w:ascii="Calibri" w:eastAsia="MS Mincho" w:hAnsi="Calibri" w:cs="Arial"/>
-          <w:lang w:bidi="ar-SA"/>
-          <w14:ligatures w14:val="none"/>
-        </w:rPr>
-        <w:t xml:space="preserve"> – Train the final TBPTT LSTM model</w:t>
+        <w:t>train_model – Train the final TBPTT LSTM model</w:t>
       </w:r>
     </w:p>
     <w:p>
@@ -19308,21 +18072,7 @@
               <w:rPr>
                 <w:rFonts w:ascii="Calibri" w:hAnsi="Calibri" w:cs="Arial"/>
               </w:rPr>
-              <w:t>`LSTM\artifacts\</w:t>
-            </w:r>
-            <w:proofErr w:type="spellStart"/>
-            <w:r>
-              <w:rPr>
-                <w:rFonts w:ascii="Calibri" w:hAnsi="Calibri" w:cs="Arial"/>
-              </w:rPr>
-              <w:t>tabular_autoencoders</w:t>
-            </w:r>
-            <w:proofErr w:type="spellEnd"/>
-            <w:r>
-              <w:rPr>
-                <w:rFonts w:ascii="Calibri" w:hAnsi="Calibri" w:cs="Arial"/>
-              </w:rPr>
-              <w:t>\`</w:t>
+              <w:t>`LSTM\artifacts\tabular_autoencoders\`</w:t>
             </w:r>
           </w:p>
         </w:tc>
@@ -19494,21 +18244,7 @@
               <w:rPr>
                 <w:rFonts w:ascii="Calibri" w:hAnsi="Calibri" w:cs="Arial"/>
               </w:rPr>
-              <w:t>`&lt;</w:t>
-            </w:r>
-            <w:proofErr w:type="spellStart"/>
-            <w:r>
-              <w:rPr>
-                <w:rFonts w:ascii="Calibri" w:hAnsi="Calibri" w:cs="Arial"/>
-              </w:rPr>
-              <w:t>raw_data_root</w:t>
-            </w:r>
-            <w:proofErr w:type="spellEnd"/>
-            <w:r>
-              <w:rPr>
-                <w:rFonts w:ascii="Calibri" w:hAnsi="Calibri" w:cs="Arial"/>
-              </w:rPr>
-              <w:t>&gt;\728333_normalized_logs\`</w:t>
+              <w:t>`&lt;raw_data_root&gt;\728333_normalized_logs\`</w:t>
             </w:r>
           </w:p>
         </w:tc>
@@ -19668,21 +18404,7 @@
               <w:rPr>
                 <w:rFonts w:ascii="Calibri" w:hAnsi="Calibri" w:cs="Arial"/>
               </w:rPr>
-              <w:t>`LSTM\artifacts\</w:t>
-            </w:r>
-            <w:proofErr w:type="spellStart"/>
-            <w:r>
-              <w:rPr>
-                <w:rFonts w:ascii="Calibri" w:hAnsi="Calibri" w:cs="Arial"/>
-              </w:rPr>
-              <w:t>feature_schema_by_log.json</w:t>
-            </w:r>
-            <w:proofErr w:type="spellEnd"/>
-            <w:r>
-              <w:rPr>
-                <w:rFonts w:ascii="Calibri" w:hAnsi="Calibri" w:cs="Arial"/>
-              </w:rPr>
-              <w:t>`</w:t>
+              <w:t>`LSTM\artifacts\feature_schema_by_log.json`</w:t>
             </w:r>
           </w:p>
         </w:tc>
@@ -19722,21 +18444,7 @@
               <w:rPr>
                 <w:rFonts w:ascii="Calibri" w:hAnsi="Calibri" w:cs="Arial"/>
               </w:rPr>
-              <w:t>`LSTM\artifacts\</w:t>
-            </w:r>
-            <w:proofErr w:type="spellStart"/>
-            <w:r>
-              <w:rPr>
-                <w:rFonts w:ascii="Calibri" w:hAnsi="Calibri" w:cs="Arial"/>
-              </w:rPr>
-              <w:t>event_type_mapping.json</w:t>
-            </w:r>
-            <w:proofErr w:type="spellEnd"/>
-            <w:r>
-              <w:rPr>
-                <w:rFonts w:ascii="Calibri" w:hAnsi="Calibri" w:cs="Arial"/>
-              </w:rPr>
-              <w:t>`</w:t>
+              <w:t>`LSTM\artifacts\event_type_mapping.json`</w:t>
             </w:r>
           </w:p>
         </w:tc>
@@ -20011,18 +18719,8 @@
           <w:lang w:bidi="ar-SA"/>
           <w14:ligatures w14:val="none"/>
         </w:rPr>
-        <w:t>scanners_&lt;DD_MM_YYYY_HH_MM&gt;.</w:t>
-      </w:r>
-      <w:proofErr w:type="spellStart"/>
-      <w:r>
-        <w:rPr>
-          <w:rFonts w:ascii="Courier" w:eastAsia="MS Mincho" w:hAnsi="Courier" w:cs="Arial"/>
-          <w:lang w:bidi="ar-SA"/>
-          <w14:ligatures w14:val="none"/>
-        </w:rPr>
-        <w:t>json</w:t>
-      </w:r>
-      <w:proofErr w:type="spellEnd"/>
+        <w:t>scanners_&lt;DD_MM_YYYY_HH_MM&gt;.json</w:t>
+      </w:r>
     </w:p>
     <w:p>
       <w:pPr>
@@ -20209,25 +18907,7 @@
           <w14:ligatures w14:val="none"/>
         </w:rPr>
         <w:br/>
-        <w:t xml:space="preserve">      "</w:t>
-      </w:r>
-      <w:proofErr w:type="spellStart"/>
-      <w:r>
-        <w:rPr>
-          <w:rFonts w:ascii="Courier" w:eastAsia="MS Mincho" w:hAnsi="Courier" w:cs="Arial"/>
-          <w:lang w:bidi="ar-SA"/>
-          <w14:ligatures w14:val="none"/>
-        </w:rPr>
-        <w:t>scanner_id</w:t>
-      </w:r>
-      <w:proofErr w:type="spellEnd"/>
-      <w:r>
-        <w:rPr>
-          <w:rFonts w:ascii="Courier" w:eastAsia="MS Mincho" w:hAnsi="Courier" w:cs="Arial"/>
-          <w:lang w:bidi="ar-SA"/>
-          <w14:ligatures w14:val="none"/>
-        </w:rPr>
-        <w:t>": "</w:t>
+        <w:t xml:space="preserve">      "scanner_id": "</w:t>
       </w:r>
       <w:r>
         <w:rPr>
@@ -20261,25 +18941,24 @@
           <w14:ligatures w14:val="none"/>
         </w:rPr>
         <w:br/>
-        <w:t xml:space="preserve">      "</w:t>
-      </w:r>
-      <w:proofErr w:type="spellStart"/>
+        <w:t xml:space="preserve">      "data_size": 72,</w:t>
+      </w:r>
       <w:r>
         <w:rPr>
           <w:rFonts w:ascii="Courier" w:eastAsia="MS Mincho" w:hAnsi="Courier" w:cs="Arial"/>
           <w:lang w:bidi="ar-SA"/>
           <w14:ligatures w14:val="none"/>
         </w:rPr>
-        <w:t>data_size</w:t>
-      </w:r>
-      <w:proofErr w:type="spellEnd"/>
+        <w:br/>
+        <w:t xml:space="preserve">      "time_to_issue": </w:t>
+      </w:r>
       <w:r>
         <w:rPr>
           <w:rFonts w:ascii="Courier" w:eastAsia="MS Mincho" w:hAnsi="Courier" w:cs="Arial"/>
           <w:lang w:bidi="ar-SA"/>
           <w14:ligatures w14:val="none"/>
         </w:rPr>
-        <w:t>": 72,</w:t>
+        <w:t>97</w:t>
       </w:r>
       <w:r>
         <w:rPr>
@@ -20287,69 +18966,16 @@
           <w:lang w:bidi="ar-SA"/>
           <w14:ligatures w14:val="none"/>
         </w:rPr>
+        <w:t>.267,</w:t>
+      </w:r>
+      <w:r>
+        <w:rPr>
+          <w:rFonts w:ascii="Courier" w:eastAsia="MS Mincho" w:hAnsi="Courier" w:cs="Arial"/>
+          <w:lang w:bidi="ar-SA"/>
+          <w14:ligatures w14:val="none"/>
+        </w:rPr>
         <w:br/>
-        <w:t xml:space="preserve">      "</w:t>
-      </w:r>
-      <w:proofErr w:type="spellStart"/>
-      <w:r>
-        <w:rPr>
-          <w:rFonts w:ascii="Courier" w:eastAsia="MS Mincho" w:hAnsi="Courier" w:cs="Arial"/>
-          <w:lang w:bidi="ar-SA"/>
-          <w14:ligatures w14:val="none"/>
-        </w:rPr>
-        <w:t>time_to_issue</w:t>
-      </w:r>
-      <w:proofErr w:type="spellEnd"/>
-      <w:r>
-        <w:rPr>
-          <w:rFonts w:ascii="Courier" w:eastAsia="MS Mincho" w:hAnsi="Courier" w:cs="Arial"/>
-          <w:lang w:bidi="ar-SA"/>
-          <w14:ligatures w14:val="none"/>
-        </w:rPr>
-        <w:t xml:space="preserve">": </w:t>
-      </w:r>
-      <w:r>
-        <w:rPr>
-          <w:rFonts w:ascii="Courier" w:eastAsia="MS Mincho" w:hAnsi="Courier" w:cs="Arial"/>
-          <w:lang w:bidi="ar-SA"/>
-          <w14:ligatures w14:val="none"/>
-        </w:rPr>
-        <w:t>97</w:t>
-      </w:r>
-      <w:r>
-        <w:rPr>
-          <w:rFonts w:ascii="Courier" w:eastAsia="MS Mincho" w:hAnsi="Courier" w:cs="Arial"/>
-          <w:lang w:bidi="ar-SA"/>
-          <w14:ligatures w14:val="none"/>
-        </w:rPr>
-        <w:t>.267,</w:t>
-      </w:r>
-      <w:r>
-        <w:rPr>
-          <w:rFonts w:ascii="Courier" w:eastAsia="MS Mincho" w:hAnsi="Courier" w:cs="Arial"/>
-          <w:lang w:bidi="ar-SA"/>
-          <w14:ligatures w14:val="none"/>
-        </w:rPr>
-        <w:br/>
-        <w:t xml:space="preserve">      "</w:t>
-      </w:r>
-      <w:proofErr w:type="spellStart"/>
-      <w:r>
-        <w:rPr>
-          <w:rFonts w:ascii="Courier" w:eastAsia="MS Mincho" w:hAnsi="Courier" w:cs="Arial"/>
-          <w:lang w:bidi="ar-SA"/>
-          <w14:ligatures w14:val="none"/>
-        </w:rPr>
-        <w:t>issue_type</w:t>
-      </w:r>
-      <w:proofErr w:type="spellEnd"/>
-      <w:r>
-        <w:rPr>
-          <w:rFonts w:ascii="Courier" w:eastAsia="MS Mincho" w:hAnsi="Courier" w:cs="Arial"/>
-          <w:lang w:bidi="ar-SA"/>
-          <w14:ligatures w14:val="none"/>
-        </w:rPr>
-        <w:t>": "</w:t>
+        <w:t xml:space="preserve">      "issue_type": "</w:t>
       </w:r>
       <w:r>
         <w:rPr>
@@ -20399,25 +19025,7 @@
           <w14:ligatures w14:val="none"/>
         </w:rPr>
         <w:br/>
-        <w:t xml:space="preserve">      "</w:t>
-      </w:r>
-      <w:proofErr w:type="spellStart"/>
-      <w:r>
-        <w:rPr>
-          <w:rFonts w:ascii="Courier" w:eastAsia="MS Mincho" w:hAnsi="Courier" w:cs="Arial"/>
-          <w:lang w:bidi="ar-SA"/>
-          <w14:ligatures w14:val="none"/>
-        </w:rPr>
-        <w:t>prediction_status</w:t>
-      </w:r>
-      <w:proofErr w:type="spellEnd"/>
-      <w:r>
-        <w:rPr>
-          <w:rFonts w:ascii="Courier" w:eastAsia="MS Mincho" w:hAnsi="Courier" w:cs="Arial"/>
-          <w:lang w:bidi="ar-SA"/>
-          <w14:ligatures w14:val="none"/>
-        </w:rPr>
-        <w:t>": "TN"</w:t>
+        <w:t xml:space="preserve">      "prediction_status": "TN"</w:t>
       </w:r>
       <w:r>
         <w:rPr>
@@ -20530,18 +19138,8 @@
           <w:lang w:bidi="ar-SA"/>
           <w14:ligatures w14:val="none"/>
         </w:rPr>
-        <w:t>scanners_&lt;timestamp&gt;.</w:t>
-      </w:r>
-      <w:proofErr w:type="spellStart"/>
-      <w:r>
-        <w:rPr>
-          <w:rFonts w:ascii="Courier" w:eastAsia="MS Mincho" w:hAnsi="Courier" w:cs="Arial"/>
-          <w:lang w:bidi="ar-SA"/>
-          <w14:ligatures w14:val="none"/>
-        </w:rPr>
-        <w:t>json</w:t>
-      </w:r>
-      <w:proofErr w:type="spellEnd"/>
+        <w:t>scanners_&lt;timestamp&gt;.json</w:t>
+      </w:r>
       <w:r>
         <w:rPr>
           <w:rFonts w:ascii="Cambria" w:eastAsia="MS Mincho" w:hAnsi="Cambria" w:cs="Arial"/>
@@ -20601,41 +19199,13 @@
           <w14:ligatures w14:val="none"/>
         </w:rPr>
       </w:pPr>
-      <w:proofErr w:type="spellStart"/>
       <w:r>
         <w:rPr>
           <w:rFonts w:ascii="Courier" w:eastAsia="MS Mincho" w:hAnsi="Courier" w:cs="Arial"/>
           <w:lang w:bidi="ar-SA"/>
           <w14:ligatures w14:val="none"/>
         </w:rPr>
-        <w:t>service_event_prediction</w:t>
-      </w:r>
-      <w:proofErr w:type="spellEnd"/>
-      <w:r>
-        <w:rPr>
-          <w:rFonts w:ascii="Courier" w:eastAsia="MS Mincho" w:hAnsi="Courier" w:cs="Arial"/>
-          <w:lang w:bidi="ar-SA"/>
-          <w14:ligatures w14:val="none"/>
-        </w:rPr>
-        <w:t>\</w:t>
-      </w:r>
-      <w:proofErr w:type="spellStart"/>
-      <w:r>
-        <w:rPr>
-          <w:rFonts w:ascii="Courier" w:eastAsia="MS Mincho" w:hAnsi="Courier" w:cs="Arial"/>
-          <w:lang w:bidi="ar-SA"/>
-          <w14:ligatures w14:val="none"/>
-        </w:rPr>
-        <w:t>dashboard_web_app</w:t>
-      </w:r>
-      <w:proofErr w:type="spellEnd"/>
-      <w:r>
-        <w:rPr>
-          <w:rFonts w:ascii="Courier" w:eastAsia="MS Mincho" w:hAnsi="Courier" w:cs="Arial"/>
-          <w:lang w:bidi="ar-SA"/>
-          <w14:ligatures w14:val="none"/>
-        </w:rPr>
-        <w:t>\public\</w:t>
+        <w:t>service_event_prediction\dashboard_web_app\public\</w:t>
       </w:r>
       <w:r>
         <w:rPr>
@@ -20717,18 +19287,8 @@
           <w:lang w:bidi="ar-SA"/>
           <w14:ligatures w14:val="none"/>
         </w:rPr>
-        <w:t>scanners_*.</w:t>
-      </w:r>
-      <w:proofErr w:type="spellStart"/>
-      <w:r>
-        <w:rPr>
-          <w:rFonts w:ascii="Courier" w:eastAsia="MS Mincho" w:hAnsi="Courier" w:cs="Arial"/>
-          <w:lang w:bidi="ar-SA"/>
-          <w14:ligatures w14:val="none"/>
-        </w:rPr>
-        <w:t>json</w:t>
-      </w:r>
-      <w:proofErr w:type="spellEnd"/>
+        <w:t>scanners_*.json</w:t>
+      </w:r>
       <w:r>
         <w:rPr>
           <w:rFonts w:ascii="Cambria" w:eastAsia="MS Mincho" w:hAnsi="Cambria" w:cs="Arial"/>
@@ -20824,7 +19384,6 @@
           <w14:ligatures w14:val="none"/>
         </w:rPr>
       </w:pPr>
-      <w:proofErr w:type="spellStart"/>
       <w:r>
         <w:rPr>
           <w:rFonts w:ascii="Courier" w:eastAsia="MS Mincho" w:hAnsi="Courier" w:cs="Arial"/>
@@ -20833,7 +19392,6 @@
         </w:rPr>
         <w:t>scanners_DD_MM_YYYY_HH_MM.json</w:t>
       </w:r>
-      <w:proofErr w:type="spellEnd"/>
       <w:r>
         <w:rPr>
           <w:rFonts w:ascii="Courier" w:eastAsia="MS Mincho" w:hAnsi="Courier" w:cs="Arial"/>
@@ -21035,25 +19593,7 @@
           <w14:ligatures w14:val="none"/>
         </w:rPr>
         <w:br/>
-        <w:t xml:space="preserve">1. Install </w:t>
-      </w:r>
-      <w:proofErr w:type="spellStart"/>
-      <w:r>
-        <w:rPr>
-          <w:rFonts w:ascii="Calibri" w:eastAsia="MS Mincho" w:hAnsi="Calibri" w:cs="Calibri"/>
-          <w:lang w:bidi="ar-SA"/>
-          <w14:ligatures w14:val="none"/>
-        </w:rPr>
-        <w:t>npm</w:t>
-      </w:r>
-      <w:proofErr w:type="spellEnd"/>
-      <w:r>
-        <w:rPr>
-          <w:rFonts w:ascii="Calibri" w:eastAsia="MS Mincho" w:hAnsi="Calibri" w:cs="Calibri"/>
-          <w:lang w:bidi="ar-SA"/>
-          <w14:ligatures w14:val="none"/>
-        </w:rPr>
-        <w:t xml:space="preserve"> dependencies (first time only)</w:t>
+        <w:t>1. Install npm dependencies (first time only)</w:t>
       </w:r>
       <w:r>
         <w:rPr>
@@ -21120,50 +19660,16 @@
           <w14:ligatures w14:val="none"/>
         </w:rPr>
         <w:br/>
-      </w:r>
-      <w:proofErr w:type="spellStart"/>
+        <w:t>npm install    # first time only</w:t>
+      </w:r>
       <w:r>
         <w:rPr>
           <w:rFonts w:ascii="Courier" w:eastAsia="MS Mincho" w:hAnsi="Courier" w:cs="Arial"/>
           <w:lang w:bidi="ar-SA"/>
           <w14:ligatures w14:val="none"/>
         </w:rPr>
-        <w:t>npm</w:t>
-      </w:r>
-      <w:proofErr w:type="spellEnd"/>
-      <w:r>
-        <w:rPr>
-          <w:rFonts w:ascii="Courier" w:eastAsia="MS Mincho" w:hAnsi="Courier" w:cs="Arial"/>
-          <w:lang w:bidi="ar-SA"/>
-          <w14:ligatures w14:val="none"/>
-        </w:rPr>
-        <w:t xml:space="preserve"> install    # first time only</w:t>
-      </w:r>
-      <w:r>
-        <w:rPr>
-          <w:rFonts w:ascii="Courier" w:eastAsia="MS Mincho" w:hAnsi="Courier" w:cs="Arial"/>
-          <w:lang w:bidi="ar-SA"/>
-          <w14:ligatures w14:val="none"/>
-        </w:rPr>
         <w:br/>
-      </w:r>
-      <w:proofErr w:type="spellStart"/>
-      <w:r>
-        <w:rPr>
-          <w:rFonts w:ascii="Courier" w:eastAsia="MS Mincho" w:hAnsi="Courier" w:cs="Arial"/>
-          <w:lang w:bidi="ar-SA"/>
-          <w14:ligatures w14:val="none"/>
-        </w:rPr>
-        <w:t>npm</w:t>
-      </w:r>
-      <w:proofErr w:type="spellEnd"/>
-      <w:r>
-        <w:rPr>
-          <w:rFonts w:ascii="Courier" w:eastAsia="MS Mincho" w:hAnsi="Courier" w:cs="Arial"/>
-          <w:lang w:bidi="ar-SA"/>
-          <w14:ligatures w14:val="none"/>
-        </w:rPr>
-        <w:t xml:space="preserve"> run dev</w:t>
+        <w:t>npm run dev</w:t>
       </w:r>
       <w:r>
         <w:rPr>
@@ -21399,7 +19905,6 @@
         </w:rPr>
         <w:t xml:space="preserve"> </w:t>
       </w:r>
-      <w:proofErr w:type="spellStart"/>
       <w:r>
         <w:rPr>
           <w:rFonts w:ascii="Courier" w:eastAsia="MS Mincho" w:hAnsi="Courier" w:cs="Arial"/>
@@ -21408,7 +19913,6 @@
         </w:rPr>
         <w:t>Ctrl+C</w:t>
       </w:r>
-      <w:proofErr w:type="spellEnd"/>
       <w:r>
         <w:rPr>
           <w:rFonts w:ascii="Cambria" w:eastAsia="MS Mincho" w:hAnsi="Cambria" w:cs="Arial"/>
@@ -24052,6 +22556,19 @@
 </file>
 
 <file path=customXml/item2.xml><?xml version="1.0" encoding="utf-8"?>
+<b:Sources xmlns:b="http://schemas.openxmlformats.org/officeDocument/2006/bibliography" xmlns="http://schemas.openxmlformats.org/officeDocument/2006/bibliography" SelectedStyle="\APASixthEditionOfficeOnline.xsl" StyleName="APA" Version="6"/>
+</file>
+
+<file path=customXml/item3.xml><?xml version="1.0" encoding="utf-8"?>
+<?mso-contentType ?>
+<FormTemplates xmlns="http://schemas.microsoft.com/sharepoint/v3/contenttype/forms">
+  <Display>DocumentLibraryForm</Display>
+  <Edit>DocumentLibraryForm</Edit>
+  <New>DocumentLibraryForm</New>
+</FormTemplates>
+</file>
+
+<file path=customXml/item4.xml><?xml version="1.0" encoding="utf-8"?>
 <ct:contentTypeSchema xmlns:ct="http://schemas.microsoft.com/office/2006/metadata/contentType" xmlns:ma="http://schemas.microsoft.com/office/2006/metadata/properties/metaAttributes" ct:_="" ma:_="" ma:contentTypeName="Document" ma:contentTypeID="0x0101000C5DCC6BF1C8D74192D4BCCC46759E27" ma:contentTypeVersion="6" ma:contentTypeDescription="Create a new document." ma:contentTypeScope="" ma:versionID="473c084c31d478e920ced1d1fde83b00">
   <xsd:schema xmlns:xsd="http://www.w3.org/2001/XMLSchema" xmlns:xs="http://www.w3.org/2001/XMLSchema" xmlns:p="http://schemas.microsoft.com/office/2006/metadata/properties" xmlns:ns3="76d542f8-0a96-412a-89ec-afa85a956941" targetNamespace="http://schemas.microsoft.com/office/2006/metadata/properties" ma:root="true" ma:fieldsID="3d86b538f71f58a73af2301063592f66" ns3:_="">
     <xsd:import namespace="76d542f8-0a96-412a-89ec-afa85a956941"/>
@@ -24207,19 +22724,6 @@
 </ct:contentTypeSchema>
 </file>
 
-<file path=customXml/item3.xml><?xml version="1.0" encoding="utf-8"?>
-<?mso-contentType ?>
-<FormTemplates xmlns="http://schemas.microsoft.com/sharepoint/v3/contenttype/forms">
-  <Display>DocumentLibraryForm</Display>
-  <Edit>DocumentLibraryForm</Edit>
-  <New>DocumentLibraryForm</New>
-</FormTemplates>
-</file>
-
-<file path=customXml/item4.xml><?xml version="1.0" encoding="utf-8"?>
-<b:Sources xmlns:b="http://schemas.openxmlformats.org/officeDocument/2006/bibliography" xmlns="http://schemas.openxmlformats.org/officeDocument/2006/bibliography" SelectedStyle="\APASixthEditionOfficeOnline.xsl" StyleName="APA" Version="6"/>
-</file>
-
 <file path=customXml/itemProps1.xml><?xml version="1.0" encoding="utf-8"?>
 <ds:datastoreItem xmlns:ds="http://schemas.openxmlformats.org/officeDocument/2006/customXml" ds:itemID="{69789A98-09DB-49A7-901C-CAC5D6E024F2}">
   <ds:schemaRefs>
@@ -24231,6 +22735,22 @@
 </file>
 
 <file path=customXml/itemProps2.xml><?xml version="1.0" encoding="utf-8"?>
+<ds:datastoreItem xmlns:ds="http://schemas.openxmlformats.org/officeDocument/2006/customXml" ds:itemID="{1D64CDE0-88BB-4AEA-AB61-890D68B118FC}">
+  <ds:schemaRefs>
+    <ds:schemaRef ds:uri="http://schemas.openxmlformats.org/officeDocument/2006/bibliography"/>
+  </ds:schemaRefs>
+</ds:datastoreItem>
+</file>
+
+<file path=customXml/itemProps3.xml><?xml version="1.0" encoding="utf-8"?>
+<ds:datastoreItem xmlns:ds="http://schemas.openxmlformats.org/officeDocument/2006/customXml" ds:itemID="{9F5D2504-4D38-4555-9EB5-FF8B5227F908}">
+  <ds:schemaRefs>
+    <ds:schemaRef ds:uri="http://schemas.microsoft.com/sharepoint/v3/contenttype/forms"/>
+  </ds:schemaRefs>
+</ds:datastoreItem>
+</file>
+
+<file path=customXml/itemProps4.xml><?xml version="1.0" encoding="utf-8"?>
 <ds:datastoreItem xmlns:ds="http://schemas.openxmlformats.org/officeDocument/2006/customXml" ds:itemID="{183FF227-76D7-4CC2-95A6-3607C443A958}">
   <ds:schemaRefs>
     <ds:schemaRef ds:uri="http://schemas.microsoft.com/office/2006/metadata/contentType"/>
@@ -24246,20 +22766,4 @@
     <ds:schemaRef ds:uri="http://schemas.microsoft.com/internal/obd"/>
   </ds:schemaRefs>
 </ds:datastoreItem>
-</file>
-
-<file path=customXml/itemProps3.xml><?xml version="1.0" encoding="utf-8"?>
-<ds:datastoreItem xmlns:ds="http://schemas.openxmlformats.org/officeDocument/2006/customXml" ds:itemID="{9F5D2504-4D38-4555-9EB5-FF8B5227F908}">
-  <ds:schemaRefs>
-    <ds:schemaRef ds:uri="http://schemas.microsoft.com/sharepoint/v3/contenttype/forms"/>
-  </ds:schemaRefs>
-</ds:datastoreItem>
-</file>
-
-<file path=customXml/itemProps4.xml><?xml version="1.0" encoding="utf-8"?>
-<ds:datastoreItem xmlns:ds="http://schemas.openxmlformats.org/officeDocument/2006/customXml" ds:itemID="{1D64CDE0-88BB-4AEA-AB61-890D68B118FC}">
-  <ds:schemaRefs>
-    <ds:schemaRef ds:uri="http://schemas.openxmlformats.org/officeDocument/2006/bibliography"/>
-  </ds:schemaRefs>
-</ds:datastoreItem>
 </file>